--- a/Documents/Procedure/Procedure_Initialisation_Terminal.docx
+++ b/Documents/Procedure/Procedure_Initialisation_Terminal.docx
@@ -7,6 +7,7 @@
       <w:pPr>
         <w:jc w:val="center"/>
         <w:rPr>
+          <w:rFonts w:ascii="Poppins" w:hAnsi="Poppins" w:cs="Poppins"/>
           <w:b/>
           <w:bCs/>
           <w:sz w:val="44"/>
@@ -81,6 +82,7 @@
       </w:r>
       <w:r>
         <w:rPr>
+          <w:rFonts w:ascii="Poppins" w:hAnsi="Poppins" w:cs="Poppins"/>
           <w:b/>
           <w:bCs/>
           <w:sz w:val="44"/>
@@ -89,40 +91,47 @@
         <w:t>PROCÉDURE</w:t>
       </w:r>
       <w:r>
+        <w:rPr>
+          <w:rFonts w:ascii="Poppins" w:hAnsi="Poppins" w:cs="Poppins"/>
+          <w:b/>
+          <w:bCs/>
+        </w:rPr>
         <w:t xml:space="preserve"> </w:t>
       </w:r>
       <w:r>
         <w:rPr>
+          <w:rFonts w:ascii="Poppins" w:hAnsi="Poppins" w:cs="Poppins"/>
           <w:b/>
           <w:bCs/>
           <w:sz w:val="44"/>
           <w:szCs w:val="44"/>
         </w:rPr>
-        <w:t xml:space="preserve">POUR INITIALISER LA BASE DE DONNÉES </w:t>
-      </w:r>
-      <w:r>
-        <w:rPr>
+        <w:t>POUR INITIALISER LA BASE DE DONNÉES VIA INVITE DE COMMANDE</w:t>
+      </w:r>
+    </w:p>
+    <w:p>
+      <w:pPr>
+        <w:jc w:val="both"/>
+        <w:rPr>
+          <w:rFonts w:ascii="Poppins" w:hAnsi="Poppins" w:cs="Poppins"/>
           <w:b/>
           <w:bCs/>
           <w:sz w:val="44"/>
           <w:szCs w:val="44"/>
         </w:rPr>
-        <w:t>VIA INVITE DE COMMANDE</w:t>
-      </w:r>
-    </w:p>
-    <w:p>
-      <w:pPr>
-        <w:jc w:val="center"/>
-        <w:rPr>
-          <w:b/>
-          <w:bCs/>
-          <w:sz w:val="44"/>
-          <w:szCs w:val="44"/>
-        </w:rPr>
       </w:pPr>
     </w:p>
     <w:sdt>
       <w:sdtPr>
+        <w:rPr>
+          <w:rFonts w:ascii="Poppins" w:eastAsiaTheme="minorHAnsi" w:hAnsi="Poppins" w:cs="Poppins"/>
+          <w:color w:val="112250"/>
+          <w:kern w:val="2"/>
+          <w:sz w:val="24"/>
+          <w:szCs w:val="24"/>
+          <w:lang w:eastAsia="en-US"/>
+          <w14:ligatures w14:val="standardContextual"/>
+        </w:rPr>
         <w:id w:val="2050947343"/>
         <w:docPartObj>
           <w:docPartGallery w:val="Table of Contents"/>
@@ -131,22 +140,17 @@
       </w:sdtPr>
       <w:sdtEndPr>
         <w:rPr>
-          <w:rFonts w:asciiTheme="minorHAnsi" w:eastAsiaTheme="minorHAnsi" w:hAnsiTheme="minorHAnsi" w:cstheme="minorBidi"/>
           <w:b/>
           <w:bCs/>
-          <w:color w:val="112250"/>
-          <w:kern w:val="2"/>
-          <w:sz w:val="24"/>
-          <w:szCs w:val="24"/>
-          <w:lang w:eastAsia="en-US"/>
-          <w14:ligatures w14:val="standardContextual"/>
         </w:rPr>
       </w:sdtEndPr>
       <w:sdtContent>
         <w:p>
           <w:pPr>
             <w:pStyle w:val="En-ttedetabledesmatires"/>
+            <w:jc w:val="both"/>
             <w:rPr>
+              <w:rFonts w:ascii="Poppins" w:hAnsi="Poppins" w:cs="Poppins"/>
               <w:b/>
               <w:bCs/>
               <w:color w:val="112250"/>
@@ -154,6 +158,7 @@
           </w:pPr>
           <w:r>
             <w:rPr>
+              <w:rFonts w:ascii="Poppins" w:hAnsi="Poppins" w:cs="Poppins"/>
               <w:b/>
               <w:bCs/>
               <w:color w:val="112250"/>
@@ -167,29 +172,42 @@
             <w:tabs>
               <w:tab w:val="right" w:leader="dot" w:pos="9062"/>
             </w:tabs>
+            <w:jc w:val="both"/>
             <w:rPr>
+              <w:rFonts w:ascii="Poppins" w:hAnsi="Poppins" w:cs="Poppins"/>
               <w:noProof/>
             </w:rPr>
           </w:pPr>
           <w:r>
+            <w:rPr>
+              <w:rFonts w:ascii="Poppins" w:hAnsi="Poppins" w:cs="Poppins"/>
+            </w:rPr>
             <w:fldChar w:fldCharType="begin"/>
           </w:r>
           <w:r>
+            <w:rPr>
+              <w:rFonts w:ascii="Poppins" w:hAnsi="Poppins" w:cs="Poppins"/>
+            </w:rPr>
             <w:instrText xml:space="preserve"> TOC \o "1-3" \h \z \u </w:instrText>
           </w:r>
           <w:r>
+            <w:rPr>
+              <w:rFonts w:ascii="Poppins" w:hAnsi="Poppins" w:cs="Poppins"/>
+            </w:rPr>
             <w:fldChar w:fldCharType="separate"/>
           </w:r>
           <w:hyperlink w:anchor="_Toc223166524" w:history="1">
             <w:r>
               <w:rPr>
                 <w:rStyle w:val="Lienhypertexte"/>
+                <w:rFonts w:ascii="Poppins" w:hAnsi="Poppins" w:cs="Poppins"/>
                 <w:noProof/>
               </w:rPr>
               <w:t>Introduction</w:t>
             </w:r>
             <w:r>
               <w:rPr>
+                <w:rFonts w:ascii="Poppins" w:hAnsi="Poppins" w:cs="Poppins"/>
                 <w:noProof/>
                 <w:webHidden/>
               </w:rPr>
@@ -197,6 +215,7 @@
             </w:r>
             <w:r>
               <w:rPr>
+                <w:rFonts w:ascii="Poppins" w:hAnsi="Poppins" w:cs="Poppins"/>
                 <w:noProof/>
                 <w:webHidden/>
               </w:rPr>
@@ -204,6 +223,7 @@
             </w:r>
             <w:r>
               <w:rPr>
+                <w:rFonts w:ascii="Poppins" w:hAnsi="Poppins" w:cs="Poppins"/>
                 <w:noProof/>
                 <w:webHidden/>
               </w:rPr>
@@ -211,12 +231,14 @@
             </w:r>
             <w:r>
               <w:rPr>
+                <w:rFonts w:ascii="Poppins" w:hAnsi="Poppins" w:cs="Poppins"/>
                 <w:noProof/>
                 <w:webHidden/>
               </w:rPr>
             </w:r>
             <w:r>
               <w:rPr>
+                <w:rFonts w:ascii="Poppins" w:hAnsi="Poppins" w:cs="Poppins"/>
                 <w:noProof/>
                 <w:webHidden/>
               </w:rPr>
@@ -224,6 +246,7 @@
             </w:r>
             <w:r>
               <w:rPr>
+                <w:rFonts w:ascii="Poppins" w:hAnsi="Poppins" w:cs="Poppins"/>
                 <w:noProof/>
                 <w:webHidden/>
               </w:rPr>
@@ -231,6 +254,7 @@
             </w:r>
             <w:r>
               <w:rPr>
+                <w:rFonts w:ascii="Poppins" w:hAnsi="Poppins" w:cs="Poppins"/>
                 <w:noProof/>
                 <w:webHidden/>
               </w:rPr>
@@ -244,7 +268,9 @@
             <w:tabs>
               <w:tab w:val="right" w:leader="dot" w:pos="9062"/>
             </w:tabs>
+            <w:jc w:val="both"/>
             <w:rPr>
+              <w:rFonts w:ascii="Poppins" w:hAnsi="Poppins" w:cs="Poppins"/>
               <w:noProof/>
             </w:rPr>
           </w:pPr>
@@ -252,12 +278,14 @@
             <w:r>
               <w:rPr>
                 <w:rStyle w:val="Lienhypertexte"/>
+                <w:rFonts w:ascii="Poppins" w:hAnsi="Poppins" w:cs="Poppins"/>
                 <w:noProof/>
               </w:rPr>
               <w:t>Initialisation</w:t>
             </w:r>
             <w:r>
               <w:rPr>
+                <w:rFonts w:ascii="Poppins" w:hAnsi="Poppins" w:cs="Poppins"/>
                 <w:noProof/>
                 <w:webHidden/>
               </w:rPr>
@@ -265,6 +293,7 @@
             </w:r>
             <w:r>
               <w:rPr>
+                <w:rFonts w:ascii="Poppins" w:hAnsi="Poppins" w:cs="Poppins"/>
                 <w:noProof/>
                 <w:webHidden/>
               </w:rPr>
@@ -272,6 +301,7 @@
             </w:r>
             <w:r>
               <w:rPr>
+                <w:rFonts w:ascii="Poppins" w:hAnsi="Poppins" w:cs="Poppins"/>
                 <w:noProof/>
                 <w:webHidden/>
               </w:rPr>
@@ -279,12 +309,14 @@
             </w:r>
             <w:r>
               <w:rPr>
+                <w:rFonts w:ascii="Poppins" w:hAnsi="Poppins" w:cs="Poppins"/>
                 <w:noProof/>
                 <w:webHidden/>
               </w:rPr>
             </w:r>
             <w:r>
               <w:rPr>
+                <w:rFonts w:ascii="Poppins" w:hAnsi="Poppins" w:cs="Poppins"/>
                 <w:noProof/>
                 <w:webHidden/>
               </w:rPr>
@@ -292,6 +324,7 @@
             </w:r>
             <w:r>
               <w:rPr>
+                <w:rFonts w:ascii="Poppins" w:hAnsi="Poppins" w:cs="Poppins"/>
                 <w:noProof/>
                 <w:webHidden/>
               </w:rPr>
@@ -299,6 +332,7 @@
             </w:r>
             <w:r>
               <w:rPr>
+                <w:rFonts w:ascii="Poppins" w:hAnsi="Poppins" w:cs="Poppins"/>
                 <w:noProof/>
                 <w:webHidden/>
               </w:rPr>
@@ -307,8 +341,15 @@
           </w:hyperlink>
         </w:p>
         <w:p>
+          <w:pPr>
+            <w:jc w:val="both"/>
+            <w:rPr>
+              <w:rFonts w:ascii="Poppins" w:hAnsi="Poppins" w:cs="Poppins"/>
+            </w:rPr>
+          </w:pPr>
           <w:r>
             <w:rPr>
+              <w:rFonts w:ascii="Poppins" w:hAnsi="Poppins" w:cs="Poppins"/>
               <w:b/>
               <w:bCs/>
             </w:rPr>
@@ -319,7 +360,9 @@
     </w:sdt>
     <w:p>
       <w:pPr>
-        <w:rPr>
+        <w:jc w:val="both"/>
+        <w:rPr>
+          <w:rFonts w:ascii="Poppins" w:hAnsi="Poppins" w:cs="Poppins"/>
           <w:b/>
           <w:bCs/>
           <w:sz w:val="44"/>
@@ -330,95 +373,149 @@
     <w:p>
       <w:pPr>
         <w:pStyle w:val="Titre2"/>
+        <w:jc w:val="both"/>
+        <w:rPr>
+          <w:rFonts w:ascii="Poppins" w:hAnsi="Poppins" w:cs="Poppins"/>
+        </w:rPr>
       </w:pPr>
       <w:bookmarkStart w:id="0" w:name="_Toc223166524"/>
       <w:r>
+        <w:rPr>
+          <w:rFonts w:ascii="Poppins" w:hAnsi="Poppins" w:cs="Poppins"/>
+        </w:rPr>
         <w:t>Introduction</w:t>
       </w:r>
       <w:bookmarkEnd w:id="0"/>
     </w:p>
-    <w:p/>
-    <w:p>
-      <w:r>
-        <w:t xml:space="preserve">Cette procédure consiste à configurer la base de données de manière à pouvoir </w:t>
-      </w:r>
-      <w:r>
-        <w:t xml:space="preserve">avoir </w:t>
-      </w:r>
-      <w:r>
-        <w:t>accès à l’applicatif. Sans elle vous serez bloqué sur la page d’erreur puisque le site n’arrive pas à trouver le cœur même de la base de données.</w:t>
-      </w:r>
-    </w:p>
-    <w:p>
-      <w:r>
-        <w:t xml:space="preserve">La différence avec la méthode </w:t>
-      </w:r>
-      <w:r>
+    <w:p>
+      <w:pPr>
+        <w:jc w:val="both"/>
+        <w:rPr>
+          <w:rFonts w:ascii="Poppins" w:hAnsi="Poppins" w:cs="Poppins"/>
+        </w:rPr>
+      </w:pPr>
+    </w:p>
+    <w:p>
+      <w:pPr>
+        <w:jc w:val="both"/>
+        <w:rPr>
+          <w:rFonts w:ascii="Poppins" w:hAnsi="Poppins" w:cs="Poppins"/>
+        </w:rPr>
+      </w:pPr>
+      <w:r>
+        <w:rPr>
+          <w:rFonts w:ascii="Poppins" w:hAnsi="Poppins" w:cs="Poppins"/>
+        </w:rPr>
+        <w:t>Cette procédure consiste à configurer la base de données de manière à pouvoir avoir accès à l’applicatif. Sans elle vous serez bloqué sur la page d’erreur puisque le site n’arrive pas à trouver le cœur même de la base de données.</w:t>
+      </w:r>
+    </w:p>
+    <w:p>
+      <w:pPr>
+        <w:jc w:val="both"/>
+        <w:rPr>
+          <w:rFonts w:ascii="Poppins" w:hAnsi="Poppins" w:cs="Poppins"/>
+        </w:rPr>
+      </w:pPr>
+      <w:r>
+        <w:rPr>
+          <w:rFonts w:ascii="Poppins" w:hAnsi="Poppins" w:cs="Poppins"/>
+        </w:rPr>
+        <w:t>La différence avec la méthode simple est que celle-là est plus compliqué par le fait que l’importation est plus technique que celle en méthode simple.</w:t>
+      </w:r>
+    </w:p>
+    <w:p>
+      <w:pPr>
+        <w:jc w:val="both"/>
+        <w:rPr>
+          <w:rFonts w:ascii="Poppins" w:hAnsi="Poppins" w:cs="Poppins"/>
+        </w:rPr>
+      </w:pPr>
+      <w:r>
+        <w:rPr>
+          <w:rFonts w:ascii="Poppins" w:hAnsi="Poppins" w:cs="Poppins"/>
+        </w:rPr>
+        <w:t xml:space="preserve">La méthode </w:t>
+      </w:r>
+      <w:r>
+        <w:rPr>
+          <w:rFonts w:ascii="Poppins" w:hAnsi="Poppins" w:cs="Poppins"/>
+        </w:rPr>
         <w:t>simple</w:t>
       </w:r>
       <w:r>
-        <w:t xml:space="preserve"> est que </w:t>
-      </w:r>
-      <w:r>
-        <w:t>celle-là</w:t>
-      </w:r>
-      <w:r>
-        <w:t xml:space="preserve"> est</w:t>
-      </w:r>
-      <w:r>
-        <w:t xml:space="preserve"> plus compliqué </w:t>
-      </w:r>
-      <w:r>
-        <w:t xml:space="preserve">par le fait que l’importation est </w:t>
-      </w:r>
-      <w:r>
-        <w:t>plus</w:t>
-      </w:r>
-      <w:r>
-        <w:t xml:space="preserve"> technique que celle en méthode </w:t>
-      </w:r>
-      <w:r>
-        <w:t>simple</w:t>
-      </w:r>
-      <w:r>
-        <w:t>.</w:t>
-      </w:r>
-    </w:p>
-    <w:p>
-      <w:r>
-        <w:t xml:space="preserve">La méthode </w:t>
-      </w:r>
-      <w:r>
-        <w:t>simple</w:t>
-      </w:r>
-      <w:r>
+        <w:rPr>
+          <w:rFonts w:ascii="Poppins" w:hAnsi="Poppins" w:cs="Poppins"/>
+        </w:rPr>
         <w:t xml:space="preserve"> reste à disposition dans le cas où cette méthode ne fonctionnerait pas.</w:t>
       </w:r>
     </w:p>
-    <w:p/>
+    <w:p>
+      <w:pPr>
+        <w:jc w:val="both"/>
+        <w:rPr>
+          <w:rFonts w:ascii="Poppins" w:hAnsi="Poppins" w:cs="Poppins"/>
+        </w:rPr>
+      </w:pPr>
+    </w:p>
     <w:p>
       <w:pPr>
         <w:pStyle w:val="Titre2"/>
+        <w:jc w:val="both"/>
+        <w:rPr>
+          <w:rFonts w:ascii="Poppins" w:hAnsi="Poppins" w:cs="Poppins"/>
+        </w:rPr>
       </w:pPr>
       <w:bookmarkStart w:id="1" w:name="_Toc223166525"/>
       <w:r>
+        <w:rPr>
+          <w:rFonts w:ascii="Poppins" w:hAnsi="Poppins" w:cs="Poppins"/>
+        </w:rPr>
         <w:t>Initialisation</w:t>
       </w:r>
       <w:bookmarkEnd w:id="1"/>
     </w:p>
-    <w:p/>
-    <w:p>
-      <w:r>
+    <w:p>
+      <w:pPr>
+        <w:jc w:val="both"/>
+        <w:rPr>
+          <w:rFonts w:ascii="Poppins" w:hAnsi="Poppins" w:cs="Poppins"/>
+        </w:rPr>
+      </w:pPr>
+    </w:p>
+    <w:p>
+      <w:pPr>
+        <w:jc w:val="both"/>
+        <w:rPr>
+          <w:rFonts w:ascii="Poppins" w:hAnsi="Poppins" w:cs="Poppins"/>
+        </w:rPr>
+      </w:pPr>
+      <w:r>
+        <w:rPr>
+          <w:rFonts w:ascii="Poppins" w:hAnsi="Poppins" w:cs="Poppins"/>
+        </w:rPr>
         <w:t>Lancer WampServer.</w:t>
       </w:r>
     </w:p>
-    <w:p/>
-    <w:p>
-      <w:r>
-        <w:rPr>
+    <w:p>
+      <w:pPr>
+        <w:jc w:val="both"/>
+        <w:rPr>
+          <w:rFonts w:ascii="Poppins" w:hAnsi="Poppins" w:cs="Poppins"/>
+        </w:rPr>
+      </w:pPr>
+    </w:p>
+    <w:p>
+      <w:pPr>
+        <w:jc w:val="both"/>
+        <w:rPr>
+          <w:rFonts w:ascii="Poppins" w:hAnsi="Poppins" w:cs="Poppins"/>
+        </w:rPr>
+      </w:pPr>
+      <w:r>
+        <w:rPr>
+          <w:rFonts w:ascii="Poppins" w:hAnsi="Poppins" w:cs="Poppins"/>
           <w:noProof/>
         </w:rPr>
-        <w:lastRenderedPageBreak/>
         <w:drawing>
           <wp:inline distT="0" distB="0" distL="0" distR="0" wp14:anchorId="386D797F" wp14:editId="375A1D4C">
             <wp:extent cx="5760720" cy="4330065"/>
@@ -457,10 +554,18 @@
       </w:r>
     </w:p>
     <w:p>
-      <w:r>
-        <w:rPr>
+      <w:pPr>
+        <w:jc w:val="both"/>
+        <w:rPr>
+          <w:rFonts w:ascii="Poppins" w:hAnsi="Poppins" w:cs="Poppins"/>
+        </w:rPr>
+      </w:pPr>
+      <w:r>
+        <w:rPr>
+          <w:rFonts w:ascii="Poppins" w:hAnsi="Poppins" w:cs="Poppins"/>
           <w:noProof/>
         </w:rPr>
+        <w:lastRenderedPageBreak/>
         <w:drawing>
           <wp:inline distT="0" distB="0" distL="0" distR="0" wp14:anchorId="74FB8291" wp14:editId="28973888">
             <wp:extent cx="5760720" cy="4352290"/>
@@ -499,11 +604,17 @@
       </w:r>
     </w:p>
     <w:p>
-      <w:r>
-        <w:rPr>
+      <w:pPr>
+        <w:jc w:val="both"/>
+        <w:rPr>
+          <w:rFonts w:ascii="Poppins" w:hAnsi="Poppins" w:cs="Poppins"/>
+        </w:rPr>
+      </w:pPr>
+      <w:r>
+        <w:rPr>
+          <w:rFonts w:ascii="Poppins" w:hAnsi="Poppins" w:cs="Poppins"/>
           <w:noProof/>
         </w:rPr>
-        <w:lastRenderedPageBreak/>
         <w:drawing>
           <wp:inline distT="0" distB="0" distL="0" distR="0" wp14:anchorId="26A32567" wp14:editId="48661736">
             <wp:extent cx="5760720" cy="4333240"/>
@@ -542,10 +653,18 @@
       </w:r>
     </w:p>
     <w:p>
-      <w:r>
-        <w:rPr>
+      <w:pPr>
+        <w:jc w:val="both"/>
+        <w:rPr>
+          <w:rFonts w:ascii="Poppins" w:hAnsi="Poppins" w:cs="Poppins"/>
+        </w:rPr>
+      </w:pPr>
+      <w:r>
+        <w:rPr>
+          <w:rFonts w:ascii="Poppins" w:hAnsi="Poppins" w:cs="Poppins"/>
           <w:noProof/>
         </w:rPr>
+        <w:lastRenderedPageBreak/>
         <w:drawing>
           <wp:inline distT="0" distB="0" distL="0" distR="0" wp14:anchorId="62AED4E5" wp14:editId="6D047388">
             <wp:extent cx="5760720" cy="4348480"/>
@@ -584,11 +703,17 @@
       </w:r>
     </w:p>
     <w:p>
-      <w:r>
-        <w:rPr>
+      <w:pPr>
+        <w:jc w:val="both"/>
+        <w:rPr>
+          <w:rFonts w:ascii="Poppins" w:hAnsi="Poppins" w:cs="Poppins"/>
+        </w:rPr>
+      </w:pPr>
+      <w:r>
+        <w:rPr>
+          <w:rFonts w:ascii="Poppins" w:hAnsi="Poppins" w:cs="Poppins"/>
           <w:noProof/>
         </w:rPr>
-        <w:lastRenderedPageBreak/>
         <w:drawing>
           <wp:inline distT="0" distB="0" distL="0" distR="0" wp14:anchorId="299A24B8" wp14:editId="0A915A4E">
             <wp:extent cx="5760720" cy="4348480"/>
@@ -627,24 +752,64 @@
       </w:r>
     </w:p>
     <w:p>
-      <w:r>
+      <w:pPr>
+        <w:jc w:val="both"/>
+        <w:rPr>
+          <w:rFonts w:ascii="Poppins" w:hAnsi="Poppins" w:cs="Poppins"/>
+        </w:rPr>
+      </w:pPr>
+      <w:r>
+        <w:rPr>
+          <w:rFonts w:ascii="Poppins" w:hAnsi="Poppins" w:cs="Poppins"/>
+        </w:rPr>
+        <w:lastRenderedPageBreak/>
         <w:t xml:space="preserve">Après avoir copié le fichier </w:t>
       </w:r>
       <w:proofErr w:type="spellStart"/>
       <w:r>
+        <w:rPr>
+          <w:rFonts w:ascii="Poppins" w:hAnsi="Poppins" w:cs="Poppins"/>
+        </w:rPr>
         <w:t>BDD_constructor</w:t>
       </w:r>
+      <w:r>
+        <w:rPr>
+          <w:rFonts w:ascii="Poppins" w:hAnsi="Poppins" w:cs="Poppins"/>
+        </w:rPr>
+        <w:t>.sql</w:t>
+      </w:r>
       <w:proofErr w:type="spellEnd"/>
       <w:r>
-        <w:t>, rendez vous dans le chemin de fichier suivant :</w:t>
-      </w:r>
-    </w:p>
-    <w:p>
-      <w:r>
-        <w:rPr>
+        <w:rPr>
+          <w:rFonts w:ascii="Poppins" w:hAnsi="Poppins" w:cs="Poppins"/>
+        </w:rPr>
+        <w:t xml:space="preserve">, </w:t>
+      </w:r>
+      <w:r>
+        <w:rPr>
+          <w:rFonts w:ascii="Poppins" w:hAnsi="Poppins" w:cs="Poppins"/>
+        </w:rPr>
+        <w:t>rendez-vous</w:t>
+      </w:r>
+      <w:r>
+        <w:rPr>
+          <w:rFonts w:ascii="Poppins" w:hAnsi="Poppins" w:cs="Poppins"/>
+        </w:rPr>
+        <w:t xml:space="preserve"> dans le chemin de fichier suivant :</w:t>
+      </w:r>
+    </w:p>
+    <w:p>
+      <w:pPr>
+        <w:jc w:val="both"/>
+        <w:rPr>
+          <w:rFonts w:ascii="Poppins" w:hAnsi="Poppins" w:cs="Poppins"/>
+        </w:rPr>
+      </w:pPr>
+      <w:r>
+        <w:rPr>
+          <w:rFonts w:ascii="Poppins" w:hAnsi="Poppins" w:cs="Poppins"/>
           <w:noProof/>
         </w:rPr>
-        <w:lastRenderedPageBreak/>
         <w:drawing>
           <wp:inline distT="0" distB="0" distL="0" distR="0" wp14:anchorId="394681C6" wp14:editId="4F1F9640">
             <wp:extent cx="5760720" cy="4324350"/>
@@ -683,10 +848,18 @@
       </w:r>
     </w:p>
     <w:p>
-      <w:r>
-        <w:rPr>
+      <w:pPr>
+        <w:jc w:val="both"/>
+        <w:rPr>
+          <w:rFonts w:ascii="Poppins" w:hAnsi="Poppins" w:cs="Poppins"/>
+        </w:rPr>
+      </w:pPr>
+      <w:r>
+        <w:rPr>
+          <w:rFonts w:ascii="Poppins" w:hAnsi="Poppins" w:cs="Poppins"/>
           <w:noProof/>
         </w:rPr>
+        <w:lastRenderedPageBreak/>
         <w:drawing>
           <wp:inline distT="0" distB="0" distL="0" distR="0" wp14:anchorId="0A5730D6" wp14:editId="53BBB0FD">
             <wp:extent cx="5760720" cy="4352290"/>
@@ -725,11 +898,17 @@
       </w:r>
     </w:p>
     <w:p>
-      <w:r>
-        <w:rPr>
+      <w:pPr>
+        <w:jc w:val="both"/>
+        <w:rPr>
+          <w:rFonts w:ascii="Poppins" w:hAnsi="Poppins" w:cs="Poppins"/>
+        </w:rPr>
+      </w:pPr>
+      <w:r>
+        <w:rPr>
+          <w:rFonts w:ascii="Poppins" w:hAnsi="Poppins" w:cs="Poppins"/>
           <w:noProof/>
         </w:rPr>
-        <w:lastRenderedPageBreak/>
         <w:drawing>
           <wp:inline distT="0" distB="0" distL="0" distR="0" wp14:anchorId="3E806273" wp14:editId="746216C0">
             <wp:extent cx="5760720" cy="4338955"/>
@@ -768,10 +947,18 @@
       </w:r>
     </w:p>
     <w:p>
-      <w:r>
-        <w:rPr>
+      <w:pPr>
+        <w:jc w:val="both"/>
+        <w:rPr>
+          <w:rFonts w:ascii="Poppins" w:hAnsi="Poppins" w:cs="Poppins"/>
+        </w:rPr>
+      </w:pPr>
+      <w:r>
+        <w:rPr>
+          <w:rFonts w:ascii="Poppins" w:hAnsi="Poppins" w:cs="Poppins"/>
           <w:noProof/>
         </w:rPr>
+        <w:lastRenderedPageBreak/>
         <w:drawing>
           <wp:inline distT="0" distB="0" distL="0" distR="0" wp14:anchorId="07943052" wp14:editId="0608602E">
             <wp:extent cx="5760720" cy="4312920"/>
@@ -810,11 +997,17 @@
       </w:r>
     </w:p>
     <w:p>
-      <w:r>
-        <w:rPr>
+      <w:pPr>
+        <w:jc w:val="both"/>
+        <w:rPr>
+          <w:rFonts w:ascii="Poppins" w:hAnsi="Poppins" w:cs="Poppins"/>
+        </w:rPr>
+      </w:pPr>
+      <w:r>
+        <w:rPr>
+          <w:rFonts w:ascii="Poppins" w:hAnsi="Poppins" w:cs="Poppins"/>
           <w:noProof/>
         </w:rPr>
-        <w:lastRenderedPageBreak/>
         <w:drawing>
           <wp:inline distT="0" distB="0" distL="0" distR="0" wp14:anchorId="36CBD34D" wp14:editId="2CB0AC25">
             <wp:extent cx="5760720" cy="4344670"/>
@@ -853,10 +1046,18 @@
       </w:r>
     </w:p>
     <w:p>
-      <w:r>
-        <w:rPr>
+      <w:pPr>
+        <w:jc w:val="both"/>
+        <w:rPr>
+          <w:rFonts w:ascii="Poppins" w:hAnsi="Poppins" w:cs="Poppins"/>
+        </w:rPr>
+      </w:pPr>
+      <w:r>
+        <w:rPr>
+          <w:rFonts w:ascii="Poppins" w:hAnsi="Poppins" w:cs="Poppins"/>
           <w:noProof/>
         </w:rPr>
+        <w:lastRenderedPageBreak/>
         <w:drawing>
           <wp:inline distT="0" distB="0" distL="0" distR="0" wp14:anchorId="655BF402" wp14:editId="252A1F3A">
             <wp:extent cx="5760720" cy="4338955"/>
@@ -895,24 +1096,46 @@
       </w:r>
     </w:p>
     <w:p>
-      <w:r>
+      <w:pPr>
+        <w:jc w:val="both"/>
+        <w:rPr>
+          <w:rFonts w:ascii="Poppins" w:hAnsi="Poppins" w:cs="Poppins"/>
+        </w:rPr>
+      </w:pPr>
+      <w:r>
+        <w:rPr>
+          <w:rFonts w:ascii="Poppins" w:hAnsi="Poppins" w:cs="Poppins"/>
+        </w:rPr>
+        <w:t xml:space="preserve">Coller le fichier </w:t>
+      </w:r>
+      <w:proofErr w:type="spellStart"/>
+      <w:r>
+        <w:rPr>
+          <w:rFonts w:ascii="Poppins" w:hAnsi="Poppins" w:cs="Poppins"/>
+        </w:rPr>
+        <w:t>BDD_constructor.sql</w:t>
+      </w:r>
+      <w:proofErr w:type="spellEnd"/>
+      <w:r>
+        <w:rPr>
+          <w:rFonts w:ascii="Poppins" w:hAnsi="Poppins" w:cs="Poppins"/>
+        </w:rPr>
+        <w:t xml:space="preserve"> dans ce dossier.</w:t>
+      </w:r>
+    </w:p>
+    <w:p>
+      <w:pPr>
+        <w:jc w:val="both"/>
+        <w:rPr>
+          <w:rFonts w:ascii="Poppins" w:hAnsi="Poppins" w:cs="Poppins"/>
+        </w:rPr>
+      </w:pPr>
+      <w:r>
+        <w:rPr>
+          <w:rFonts w:ascii="Poppins" w:hAnsi="Poppins" w:cs="Poppins"/>
+          <w:noProof/>
+        </w:rPr>
         <w:lastRenderedPageBreak/>
-        <w:t xml:space="preserve">Coller le fichier </w:t>
-      </w:r>
-      <w:proofErr w:type="spellStart"/>
-      <w:r>
-        <w:t>BDD_constructor.sql</w:t>
-      </w:r>
-      <w:proofErr w:type="spellEnd"/>
-      <w:r>
-        <w:t xml:space="preserve"> dans ce dossier.</w:t>
-      </w:r>
-    </w:p>
-    <w:p>
-      <w:r>
-        <w:rPr>
-          <w:noProof/>
-        </w:rPr>
         <w:drawing>
           <wp:inline distT="0" distB="0" distL="0" distR="0" wp14:anchorId="46047C63" wp14:editId="4E0D1762">
             <wp:extent cx="5760720" cy="4305935"/>
@@ -951,18 +1174,43 @@
       </w:r>
     </w:p>
     <w:p>
-      <w:r>
+      <w:pPr>
+        <w:jc w:val="both"/>
+        <w:rPr>
+          <w:rFonts w:ascii="Poppins" w:hAnsi="Poppins" w:cs="Poppins"/>
+        </w:rPr>
+      </w:pPr>
+      <w:r>
+        <w:rPr>
+          <w:rFonts w:ascii="Poppins" w:hAnsi="Poppins" w:cs="Poppins"/>
+        </w:rPr>
         <w:t>Cliquez dans un espace vide, c’est-à-dire comme si vous vouliez ajouter un dossier dans ce projet.</w:t>
       </w:r>
     </w:p>
     <w:p>
-      <w:r>
+      <w:pPr>
+        <w:jc w:val="both"/>
+        <w:rPr>
+          <w:rFonts w:ascii="Poppins" w:hAnsi="Poppins" w:cs="Poppins"/>
+        </w:rPr>
+      </w:pPr>
+      <w:r>
+        <w:rPr>
+          <w:rFonts w:ascii="Poppins" w:hAnsi="Poppins" w:cs="Poppins"/>
+        </w:rPr>
         <w:t>Puis cliquez sur Terminal.</w:t>
       </w:r>
     </w:p>
     <w:p>
-      <w:r>
-        <w:rPr>
+      <w:pPr>
+        <w:jc w:val="both"/>
+        <w:rPr>
+          <w:rFonts w:ascii="Poppins" w:hAnsi="Poppins" w:cs="Poppins"/>
+        </w:rPr>
+      </w:pPr>
+      <w:r>
+        <w:rPr>
+          <w:rFonts w:ascii="Poppins" w:hAnsi="Poppins" w:cs="Poppins"/>
           <w:noProof/>
         </w:rPr>
         <w:lastRenderedPageBreak/>
@@ -1004,8 +1252,15 @@
       </w:r>
     </w:p>
     <w:p>
-      <w:r>
-        <w:rPr>
+      <w:pPr>
+        <w:jc w:val="both"/>
+        <w:rPr>
+          <w:rFonts w:ascii="Poppins" w:hAnsi="Poppins" w:cs="Poppins"/>
+        </w:rPr>
+      </w:pPr>
+      <w:r>
+        <w:rPr>
+          <w:rFonts w:ascii="Poppins" w:hAnsi="Poppins" w:cs="Poppins"/>
           <w:noProof/>
         </w:rPr>
         <w:drawing>
@@ -1046,21 +1301,46 @@
       </w:r>
     </w:p>
     <w:p>
-      <w:r>
+      <w:pPr>
+        <w:jc w:val="both"/>
+        <w:rPr>
+          <w:rFonts w:ascii="Poppins" w:hAnsi="Poppins" w:cs="Poppins"/>
+        </w:rPr>
+      </w:pPr>
+      <w:r>
+        <w:rPr>
+          <w:rFonts w:ascii="Poppins" w:hAnsi="Poppins" w:cs="Poppins"/>
+        </w:rPr>
         <w:t>Tapez la commande : .\mysql.exe -u root -p</w:t>
       </w:r>
     </w:p>
     <w:p>
-      <w:r>
+      <w:pPr>
+        <w:jc w:val="both"/>
+        <w:rPr>
+          <w:rFonts w:ascii="Poppins" w:hAnsi="Poppins" w:cs="Poppins"/>
+        </w:rPr>
+      </w:pPr>
+      <w:r>
+        <w:rPr>
+          <w:rFonts w:ascii="Poppins" w:hAnsi="Poppins" w:cs="Poppins"/>
+        </w:rPr>
+        <w:lastRenderedPageBreak/>
         <w:t>Pour le mot de passe, il n’y a rien à écrire, il faut tout simplement valider avec la touche entrée de votre clavier.</w:t>
       </w:r>
     </w:p>
     <w:p>
-      <w:r>
-        <w:rPr>
+      <w:pPr>
+        <w:jc w:val="both"/>
+        <w:rPr>
+          <w:rFonts w:ascii="Poppins" w:hAnsi="Poppins" w:cs="Poppins"/>
+        </w:rPr>
+      </w:pPr>
+      <w:r>
+        <w:rPr>
+          <w:rFonts w:ascii="Poppins" w:hAnsi="Poppins" w:cs="Poppins"/>
           <w:noProof/>
         </w:rPr>
-        <w:lastRenderedPageBreak/>
         <w:drawing>
           <wp:inline distT="0" distB="0" distL="0" distR="0" wp14:anchorId="78B5624D" wp14:editId="555D245C">
             <wp:extent cx="5695950" cy="504825"/>
@@ -1099,8 +1379,15 @@
       </w:r>
     </w:p>
     <w:p>
-      <w:r>
-        <w:rPr>
+      <w:pPr>
+        <w:jc w:val="both"/>
+        <w:rPr>
+          <w:rFonts w:ascii="Poppins" w:hAnsi="Poppins" w:cs="Poppins"/>
+        </w:rPr>
+      </w:pPr>
+      <w:r>
+        <w:rPr>
+          <w:rFonts w:ascii="Poppins" w:hAnsi="Poppins" w:cs="Poppins"/>
           <w:noProof/>
         </w:rPr>
         <w:drawing>
@@ -1141,69 +1428,144 @@
       </w:r>
     </w:p>
     <w:p>
-      <w:r>
+      <w:pPr>
+        <w:jc w:val="both"/>
+        <w:rPr>
+          <w:rFonts w:ascii="Poppins" w:hAnsi="Poppins" w:cs="Poppins"/>
+        </w:rPr>
+      </w:pPr>
+      <w:r>
+        <w:rPr>
+          <w:rFonts w:ascii="Poppins" w:hAnsi="Poppins" w:cs="Poppins"/>
+        </w:rPr>
         <w:t xml:space="preserve">Une fois sur </w:t>
       </w:r>
       <w:proofErr w:type="spellStart"/>
       <w:r>
+        <w:rPr>
+          <w:rFonts w:ascii="Poppins" w:hAnsi="Poppins" w:cs="Poppins"/>
+        </w:rPr>
         <w:t>mysql</w:t>
       </w:r>
       <w:proofErr w:type="spellEnd"/>
       <w:r>
+        <w:rPr>
+          <w:rFonts w:ascii="Poppins" w:hAnsi="Poppins" w:cs="Poppins"/>
+        </w:rPr>
         <w:t xml:space="preserve">, vous pouvez désormais exécuter la commande suivante : SOURCE </w:t>
       </w:r>
       <w:proofErr w:type="spellStart"/>
       <w:r>
+        <w:rPr>
+          <w:rFonts w:ascii="Poppins" w:hAnsi="Poppins" w:cs="Poppins"/>
+        </w:rPr>
         <w:t>BDD_constructor.sql</w:t>
       </w:r>
       <w:proofErr w:type="spellEnd"/>
       <w:r>
+        <w:rPr>
+          <w:rFonts w:ascii="Poppins" w:hAnsi="Poppins" w:cs="Poppins"/>
+        </w:rPr>
         <w:t> ;</w:t>
       </w:r>
     </w:p>
     <w:p>
-      <w:r>
+      <w:pPr>
+        <w:jc w:val="both"/>
+        <w:rPr>
+          <w:rFonts w:ascii="Poppins" w:hAnsi="Poppins" w:cs="Poppins"/>
+        </w:rPr>
+      </w:pPr>
+      <w:r>
+        <w:rPr>
+          <w:rFonts w:ascii="Poppins" w:hAnsi="Poppins" w:cs="Poppins"/>
+        </w:rPr>
         <w:t>Pour ainsi initialiser la base de données.</w:t>
       </w:r>
     </w:p>
-    <w:p/>
-    <w:p>
-      <w:r>
+    <w:p>
+      <w:pPr>
+        <w:jc w:val="both"/>
+        <w:rPr>
+          <w:rFonts w:ascii="Poppins" w:hAnsi="Poppins" w:cs="Poppins"/>
+        </w:rPr>
+      </w:pPr>
+    </w:p>
+    <w:p>
+      <w:pPr>
+        <w:jc w:val="both"/>
+        <w:rPr>
+          <w:rFonts w:ascii="Poppins" w:hAnsi="Poppins" w:cs="Poppins"/>
+        </w:rPr>
+      </w:pPr>
+      <w:r>
+        <w:rPr>
+          <w:rFonts w:ascii="Poppins" w:hAnsi="Poppins" w:cs="Poppins"/>
+        </w:rPr>
         <w:t>Désormais en allant sur « localhost/</w:t>
       </w:r>
       <w:proofErr w:type="spellStart"/>
       <w:r>
+        <w:rPr>
+          <w:rFonts w:ascii="Poppins" w:hAnsi="Poppins" w:cs="Poppins"/>
+        </w:rPr>
         <w:t>SAE_Site_Enchere</w:t>
       </w:r>
       <w:proofErr w:type="spellEnd"/>
       <w:r>
+        <w:rPr>
+          <w:rFonts w:ascii="Poppins" w:hAnsi="Poppins" w:cs="Poppins"/>
+        </w:rPr>
         <w:t>-main/</w:t>
       </w:r>
       <w:proofErr w:type="spellStart"/>
       <w:r>
+        <w:rPr>
+          <w:rFonts w:ascii="Poppins" w:hAnsi="Poppins" w:cs="Poppins"/>
+        </w:rPr>
         <w:t>newMVC</w:t>
       </w:r>
       <w:proofErr w:type="spellEnd"/>
       <w:r>
+        <w:rPr>
+          <w:rFonts w:ascii="Poppins" w:hAnsi="Poppins" w:cs="Poppins"/>
+        </w:rPr>
         <w:t xml:space="preserve"> » depuis votre navigateur ou en cliquant sur le lien suivant : </w:t>
       </w:r>
       <w:hyperlink r:id="rId23" w:history="1">
         <w:r>
           <w:rPr>
             <w:rStyle w:val="Lienhypertexte"/>
+            <w:rFonts w:ascii="Poppins" w:hAnsi="Poppins" w:cs="Poppins"/>
           </w:rPr>
           <w:t>Page d'accueil</w:t>
         </w:r>
       </w:hyperlink>
     </w:p>
     <w:p>
-      <w:r>
+      <w:pPr>
+        <w:jc w:val="both"/>
+        <w:rPr>
+          <w:rFonts w:ascii="Poppins" w:hAnsi="Poppins" w:cs="Poppins"/>
+        </w:rPr>
+      </w:pPr>
+      <w:r>
+        <w:rPr>
+          <w:rFonts w:ascii="Poppins" w:hAnsi="Poppins" w:cs="Poppins"/>
+        </w:rPr>
         <w:t>Si vous n’avez plus de message d’erreur, comme la capture d’écran ci-dessous, sur la page principale de notre application, alors la base de données a bien été configurée.</w:t>
       </w:r>
     </w:p>
     <w:p>
-      <w:r>
-        <w:rPr>
+      <w:pPr>
+        <w:jc w:val="both"/>
+        <w:rPr>
+          <w:rFonts w:ascii="Poppins" w:hAnsi="Poppins" w:cs="Poppins"/>
+        </w:rPr>
+      </w:pPr>
+      <w:r>
+        <w:rPr>
+          <w:rFonts w:ascii="Poppins" w:hAnsi="Poppins" w:cs="Poppins"/>
           <w:noProof/>
         </w:rPr>
         <w:lastRenderedPageBreak/>
@@ -1249,7 +1611,14 @@
         </w:drawing>
       </w:r>
     </w:p>
-    <w:p/>
+    <w:p>
+      <w:pPr>
+        <w:jc w:val="both"/>
+        <w:rPr>
+          <w:rFonts w:ascii="Poppins" w:hAnsi="Poppins" w:cs="Poppins"/>
+        </w:rPr>
+      </w:pPr>
+    </w:p>
     <w:tbl>
       <w:tblPr>
         <w:tblW w:w="9056" w:type="dxa"/>
@@ -1568,13 +1937,7 @@
               <w:rPr>
                 <w:rFonts w:ascii="Poppins" w:hAnsi="Poppins" w:cs="Poppins"/>
               </w:rPr>
-              <w:t>GARNIER J.</w:t>
-            </w:r>
-            <w:r>
-              <w:rPr>
-                <w:rFonts w:ascii="Poppins" w:hAnsi="Poppins" w:cs="Poppins"/>
-              </w:rPr>
-              <w:t> </w:t>
+              <w:t>GARNIER J. </w:t>
             </w:r>
           </w:p>
         </w:tc>
@@ -1632,7 +1995,14 @@
         </w:tc>
       </w:tr>
     </w:tbl>
-    <w:p/>
+    <w:p>
+      <w:pPr>
+        <w:jc w:val="both"/>
+        <w:rPr>
+          <w:rFonts w:ascii="Poppins" w:hAnsi="Poppins" w:cs="Poppins"/>
+        </w:rPr>
+      </w:pPr>
+    </w:p>
     <w:sectPr>
       <w:footerReference w:type="default" r:id="rId25"/>
       <w:pgSz w:w="11906" w:h="16838"/>

--- a/Documents/Procedure/Procedure_Initialisation_Terminal.docx
+++ b/Documents/Procedure/Procedure_Initialisation_Terminal.docx
@@ -451,11 +451,16 @@
     </w:p>
     <w:p>
       <w:pPr>
-        <w:jc w:val="both"/>
-        <w:rPr>
-          <w:rFonts w:ascii="Poppins" w:hAnsi="Poppins" w:cs="Poppins"/>
-        </w:rPr>
-      </w:pPr>
+        <w:rPr>
+          <w:rFonts w:ascii="Poppins" w:hAnsi="Poppins" w:cs="Poppins"/>
+        </w:rPr>
+      </w:pPr>
+      <w:r>
+        <w:rPr>
+          <w:rFonts w:ascii="Poppins" w:hAnsi="Poppins" w:cs="Poppins"/>
+        </w:rPr>
+        <w:br w:type="page"/>
+      </w:r>
     </w:p>
     <w:p>
       <w:pPr>
@@ -470,6 +475,7 @@
         <w:rPr>
           <w:rFonts w:ascii="Poppins" w:hAnsi="Poppins" w:cs="Poppins"/>
         </w:rPr>
+        <w:lastRenderedPageBreak/>
         <w:t>Initialisation</w:t>
       </w:r>
       <w:bookmarkEnd w:id="1"/>
@@ -511,6 +517,119 @@
           <w:rFonts w:ascii="Poppins" w:hAnsi="Poppins" w:cs="Poppins"/>
         </w:rPr>
       </w:pPr>
+      <w:r>
+        <w:rPr>
+          <w:rFonts w:ascii="Poppins" w:hAnsi="Poppins" w:cs="Poppins"/>
+        </w:rPr>
+        <w:t>Il nous faut accéder au dossier bin, où se trouve l’exécutable MySQL pour importer la base de données.</w:t>
+      </w:r>
+    </w:p>
+    <w:p>
+      <w:pPr>
+        <w:jc w:val="both"/>
+        <w:rPr>
+          <w:rFonts w:ascii="Poppins" w:hAnsi="Poppins" w:cs="Poppins"/>
+        </w:rPr>
+      </w:pPr>
+    </w:p>
+    <w:p>
+      <w:pPr>
+        <w:jc w:val="both"/>
+        <w:rPr>
+          <w:rFonts w:ascii="Poppins" w:hAnsi="Poppins" w:cs="Poppins"/>
+        </w:rPr>
+      </w:pPr>
+      <w:r>
+        <w:rPr>
+          <w:rFonts w:ascii="Poppins" w:hAnsi="Poppins" w:cs="Poppins"/>
+        </w:rPr>
+        <w:t>Pour ce faire, il faut suivre les indications suivantes :</w:t>
+      </w:r>
+    </w:p>
+    <w:p>
+      <w:pPr>
+        <w:jc w:val="both"/>
+        <w:rPr>
+          <w:rFonts w:ascii="Poppins" w:hAnsi="Poppins" w:cs="Poppins"/>
+        </w:rPr>
+      </w:pPr>
+      <w:r>
+        <w:rPr>
+          <w:rFonts w:ascii="Poppins" w:hAnsi="Poppins" w:cs="Poppins"/>
+          <w:noProof/>
+        </w:rPr>
+        <mc:AlternateContent>
+          <mc:Choice Requires="wps">
+            <w:drawing>
+              <wp:anchor distT="0" distB="0" distL="114300" distR="114300" simplePos="0" relativeHeight="251660288" behindDoc="0" locked="0" layoutInCell="1" allowOverlap="1" wp14:anchorId="61F50ACF" wp14:editId="2DE6E711">
+                <wp:simplePos x="0" y="0"/>
+                <wp:positionH relativeFrom="column">
+                  <wp:posOffset>1167130</wp:posOffset>
+                </wp:positionH>
+                <wp:positionV relativeFrom="paragraph">
+                  <wp:posOffset>1129030</wp:posOffset>
+                </wp:positionV>
+                <wp:extent cx="2038350" cy="590550"/>
+                <wp:effectExtent l="0" t="0" r="19050" b="19050"/>
+                <wp:wrapNone/>
+                <wp:docPr id="387326954" name="Ellipse 1"/>
+                <wp:cNvGraphicFramePr/>
+                <a:graphic xmlns:a="http://schemas.openxmlformats.org/drawingml/2006/main">
+                  <a:graphicData uri="http://schemas.microsoft.com/office/word/2010/wordprocessingShape">
+                    <wps:wsp>
+                      <wps:cNvSpPr/>
+                      <wps:spPr>
+                        <a:xfrm>
+                          <a:off x="0" y="0"/>
+                          <a:ext cx="2038350" cy="590550"/>
+                        </a:xfrm>
+                        <a:prstGeom prst="ellipse">
+                          <a:avLst/>
+                        </a:prstGeom>
+                        <a:noFill/>
+                        <a:ln>
+                          <a:solidFill>
+                            <a:srgbClr val="C00000"/>
+                          </a:solidFill>
+                        </a:ln>
+                      </wps:spPr>
+                      <wps:style>
+                        <a:lnRef idx="2">
+                          <a:schemeClr val="accent1">
+                            <a:shade val="15000"/>
+                          </a:schemeClr>
+                        </a:lnRef>
+                        <a:fillRef idx="1">
+                          <a:schemeClr val="accent1"/>
+                        </a:fillRef>
+                        <a:effectRef idx="0">
+                          <a:schemeClr val="accent1"/>
+                        </a:effectRef>
+                        <a:fontRef idx="minor">
+                          <a:schemeClr val="lt1"/>
+                        </a:fontRef>
+                      </wps:style>
+                      <wps:bodyPr rot="0" spcFirstLastPara="0" vertOverflow="overflow" horzOverflow="overflow" vert="horz" wrap="square" lIns="91440" tIns="45720" rIns="91440" bIns="45720" numCol="1" spcCol="0" rtlCol="0" fromWordArt="0" anchor="ctr" anchorCtr="0" forceAA="0" compatLnSpc="1">
+                        <a:prstTxWarp prst="textNoShape">
+                          <a:avLst/>
+                        </a:prstTxWarp>
+                        <a:noAutofit/>
+                      </wps:bodyPr>
+                    </wps:wsp>
+                  </a:graphicData>
+                </a:graphic>
+              </wp:anchor>
+            </w:drawing>
+          </mc:Choice>
+          <mc:Fallback>
+            <w:pict>
+              <v:oval w14:anchorId="68FA8F13" id="Ellipse 1" o:spid="_x0000_s1026" style="position:absolute;margin-left:91.9pt;margin-top:88.9pt;width:160.5pt;height:46.5pt;z-index:251660288;visibility:visible;mso-wrap-style:square;mso-wrap-distance-left:9pt;mso-wrap-distance-top:0;mso-wrap-distance-right:9pt;mso-wrap-distance-bottom:0;mso-position-horizontal:absolute;mso-position-horizontal-relative:text;mso-position-vertical:absolute;mso-position-vertical-relative:text;v-text-anchor:middle" o:gfxdata="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" filled="f" strokecolor="#c00000" strokeweight="1pt">
+                <v:stroke joinstyle="miter"/>
+              </v:oval>
+            </w:pict>
+          </mc:Fallback>
+        </mc:AlternateContent>
+      </w:r>
       <w:r>
         <w:rPr>
           <w:rFonts w:ascii="Poppins" w:hAnsi="Poppins" w:cs="Poppins"/>
@@ -566,6 +685,90 @@
           <w:noProof/>
         </w:rPr>
         <w:lastRenderedPageBreak/>
+        <mc:AlternateContent>
+          <mc:Choice Requires="wps">
+            <w:drawing>
+              <wp:anchor distT="0" distB="0" distL="114300" distR="114300" simplePos="0" relativeHeight="251662336" behindDoc="0" locked="0" layoutInCell="1" allowOverlap="1" wp14:anchorId="5B28B23D" wp14:editId="3F9CC908">
+                <wp:simplePos x="0" y="0"/>
+                <wp:positionH relativeFrom="margin">
+                  <wp:align>right</wp:align>
+                </wp:positionH>
+                <wp:positionV relativeFrom="paragraph">
+                  <wp:posOffset>2176780</wp:posOffset>
+                </wp:positionV>
+                <wp:extent cx="4600575" cy="304800"/>
+                <wp:effectExtent l="0" t="0" r="28575" b="19050"/>
+                <wp:wrapNone/>
+                <wp:docPr id="860292285" name="Ellipse 1"/>
+                <wp:cNvGraphicFramePr/>
+                <a:graphic xmlns:a="http://schemas.openxmlformats.org/drawingml/2006/main">
+                  <a:graphicData uri="http://schemas.microsoft.com/office/word/2010/wordprocessingShape">
+                    <wps:wsp>
+                      <wps:cNvSpPr/>
+                      <wps:spPr>
+                        <a:xfrm>
+                          <a:off x="0" y="0"/>
+                          <a:ext cx="4600575" cy="304800"/>
+                        </a:xfrm>
+                        <a:prstGeom prst="ellipse">
+                          <a:avLst/>
+                        </a:prstGeom>
+                        <a:noFill/>
+                        <a:ln>
+                          <a:solidFill>
+                            <a:srgbClr val="C00000"/>
+                          </a:solidFill>
+                        </a:ln>
+                      </wps:spPr>
+                      <wps:style>
+                        <a:lnRef idx="2">
+                          <a:schemeClr val="accent1">
+                            <a:shade val="15000"/>
+                          </a:schemeClr>
+                        </a:lnRef>
+                        <a:fillRef idx="1">
+                          <a:schemeClr val="accent1"/>
+                        </a:fillRef>
+                        <a:effectRef idx="0">
+                          <a:schemeClr val="accent1"/>
+                        </a:effectRef>
+                        <a:fontRef idx="minor">
+                          <a:schemeClr val="lt1"/>
+                        </a:fontRef>
+                      </wps:style>
+                      <wps:bodyPr rot="0" spcFirstLastPara="0" vertOverflow="overflow" horzOverflow="overflow" vert="horz" wrap="square" lIns="91440" tIns="45720" rIns="91440" bIns="45720" numCol="1" spcCol="0" rtlCol="0" fromWordArt="0" anchor="ctr" anchorCtr="0" forceAA="0" compatLnSpc="1">
+                        <a:prstTxWarp prst="textNoShape">
+                          <a:avLst/>
+                        </a:prstTxWarp>
+                        <a:noAutofit/>
+                      </wps:bodyPr>
+                    </wps:wsp>
+                  </a:graphicData>
+                </a:graphic>
+                <wp14:sizeRelH relativeFrom="margin">
+                  <wp14:pctWidth>0</wp14:pctWidth>
+                </wp14:sizeRelH>
+                <wp14:sizeRelV relativeFrom="margin">
+                  <wp14:pctHeight>0</wp14:pctHeight>
+                </wp14:sizeRelV>
+              </wp:anchor>
+            </w:drawing>
+          </mc:Choice>
+          <mc:Fallback>
+            <w:pict>
+              <v:oval w14:anchorId="412A1CC3" id="Ellipse 1" o:spid="_x0000_s1026" style="position:absolute;margin-left:311.05pt;margin-top:171.4pt;width:362.25pt;height:24pt;z-index:251662336;visibility:visible;mso-wrap-style:square;mso-width-percent:0;mso-height-percent:0;mso-wrap-distance-left:9pt;mso-wrap-distance-top:0;mso-wrap-distance-right:9pt;mso-wrap-distance-bottom:0;mso-position-horizontal:right;mso-position-horizontal-relative:margin;mso-position-vertical:absolute;mso-position-vertical-relative:text;mso-width-percent:0;mso-height-percent:0;mso-width-relative:margin;mso-height-relative:margin;v-text-anchor:middle" o:gfxdata="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" filled="f" strokecolor="#c00000" strokeweight="1pt">
+                <v:stroke joinstyle="miter"/>
+                <w10:wrap anchorx="margin"/>
+              </v:oval>
+            </w:pict>
+          </mc:Fallback>
+        </mc:AlternateContent>
+      </w:r>
+      <w:r>
+        <w:rPr>
+          <w:rFonts w:ascii="Poppins" w:hAnsi="Poppins" w:cs="Poppins"/>
+          <w:noProof/>
+        </w:rPr>
         <w:drawing>
           <wp:inline distT="0" distB="0" distL="0" distR="0" wp14:anchorId="74FB8291" wp14:editId="28973888">
             <wp:extent cx="5760720" cy="4352290"/>
@@ -615,8 +818,92 @@
           <w:rFonts w:ascii="Poppins" w:hAnsi="Poppins" w:cs="Poppins"/>
           <w:noProof/>
         </w:rPr>
+        <mc:AlternateContent>
+          <mc:Choice Requires="wps">
+            <w:drawing>
+              <wp:anchor distT="0" distB="0" distL="114300" distR="114300" simplePos="0" relativeHeight="251664384" behindDoc="0" locked="0" layoutInCell="1" allowOverlap="1" wp14:anchorId="05197790" wp14:editId="6200AFB6">
+                <wp:simplePos x="0" y="0"/>
+                <wp:positionH relativeFrom="margin">
+                  <wp:align>right</wp:align>
+                </wp:positionH>
+                <wp:positionV relativeFrom="paragraph">
+                  <wp:posOffset>3238500</wp:posOffset>
+                </wp:positionV>
+                <wp:extent cx="4600575" cy="304800"/>
+                <wp:effectExtent l="0" t="0" r="28575" b="19050"/>
+                <wp:wrapNone/>
+                <wp:docPr id="1687243465" name="Ellipse 1"/>
+                <wp:cNvGraphicFramePr/>
+                <a:graphic xmlns:a="http://schemas.openxmlformats.org/drawingml/2006/main">
+                  <a:graphicData uri="http://schemas.microsoft.com/office/word/2010/wordprocessingShape">
+                    <wps:wsp>
+                      <wps:cNvSpPr/>
+                      <wps:spPr>
+                        <a:xfrm>
+                          <a:off x="0" y="0"/>
+                          <a:ext cx="4600575" cy="304800"/>
+                        </a:xfrm>
+                        <a:prstGeom prst="ellipse">
+                          <a:avLst/>
+                        </a:prstGeom>
+                        <a:noFill/>
+                        <a:ln>
+                          <a:solidFill>
+                            <a:srgbClr val="C00000"/>
+                          </a:solidFill>
+                        </a:ln>
+                      </wps:spPr>
+                      <wps:style>
+                        <a:lnRef idx="2">
+                          <a:schemeClr val="accent1">
+                            <a:shade val="15000"/>
+                          </a:schemeClr>
+                        </a:lnRef>
+                        <a:fillRef idx="1">
+                          <a:schemeClr val="accent1"/>
+                        </a:fillRef>
+                        <a:effectRef idx="0">
+                          <a:schemeClr val="accent1"/>
+                        </a:effectRef>
+                        <a:fontRef idx="minor">
+                          <a:schemeClr val="lt1"/>
+                        </a:fontRef>
+                      </wps:style>
+                      <wps:bodyPr rot="0" spcFirstLastPara="0" vertOverflow="overflow" horzOverflow="overflow" vert="horz" wrap="square" lIns="91440" tIns="45720" rIns="91440" bIns="45720" numCol="1" spcCol="0" rtlCol="0" fromWordArt="0" anchor="ctr" anchorCtr="0" forceAA="0" compatLnSpc="1">
+                        <a:prstTxWarp prst="textNoShape">
+                          <a:avLst/>
+                        </a:prstTxWarp>
+                        <a:noAutofit/>
+                      </wps:bodyPr>
+                    </wps:wsp>
+                  </a:graphicData>
+                </a:graphic>
+                <wp14:sizeRelH relativeFrom="margin">
+                  <wp14:pctWidth>0</wp14:pctWidth>
+                </wp14:sizeRelH>
+                <wp14:sizeRelV relativeFrom="margin">
+                  <wp14:pctHeight>0</wp14:pctHeight>
+                </wp14:sizeRelV>
+              </wp:anchor>
+            </w:drawing>
+          </mc:Choice>
+          <mc:Fallback>
+            <w:pict>
+              <v:oval w14:anchorId="10BEDC16" id="Ellipse 1" o:spid="_x0000_s1026" style="position:absolute;margin-left:311.05pt;margin-top:255pt;width:362.25pt;height:24pt;z-index:251664384;visibility:visible;mso-wrap-style:square;mso-width-percent:0;mso-height-percent:0;mso-wrap-distance-left:9pt;mso-wrap-distance-top:0;mso-wrap-distance-right:9pt;mso-wrap-distance-bottom:0;mso-position-horizontal:right;mso-position-horizontal-relative:margin;mso-position-vertical:absolute;mso-position-vertical-relative:text;mso-width-percent:0;mso-height-percent:0;mso-width-relative:margin;mso-height-relative:margin;v-text-anchor:middle" o:gfxdata="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" filled="f" strokecolor="#c00000" strokeweight="1pt">
+                <v:stroke joinstyle="miter"/>
+                <w10:wrap anchorx="margin"/>
+              </v:oval>
+            </w:pict>
+          </mc:Fallback>
+        </mc:AlternateContent>
+      </w:r>
+      <w:r>
+        <w:rPr>
+          <w:rFonts w:ascii="Poppins" w:hAnsi="Poppins" w:cs="Poppins"/>
+          <w:noProof/>
+        </w:rPr>
         <w:drawing>
-          <wp:inline distT="0" distB="0" distL="0" distR="0" wp14:anchorId="26A32567" wp14:editId="48661736">
+          <wp:inline distT="0" distB="0" distL="0" distR="0" wp14:anchorId="26A32567" wp14:editId="44632021">
             <wp:extent cx="5760720" cy="4333240"/>
             <wp:effectExtent l="0" t="0" r="0" b="0"/>
             <wp:docPr id="83770403" name="Image 1" descr="Une image contenant texte, capture d’écran, logiciel, Icône d’ordinateur&#10;&#10;Le contenu généré par l’IA peut être incorrect."/>
@@ -665,8 +952,92 @@
           <w:noProof/>
         </w:rPr>
         <w:lastRenderedPageBreak/>
+        <mc:AlternateContent>
+          <mc:Choice Requires="wps">
+            <w:drawing>
+              <wp:anchor distT="0" distB="0" distL="114300" distR="114300" simplePos="0" relativeHeight="251666432" behindDoc="0" locked="0" layoutInCell="1" allowOverlap="1" wp14:anchorId="429BE9E8" wp14:editId="61B52A93">
+                <wp:simplePos x="0" y="0"/>
+                <wp:positionH relativeFrom="margin">
+                  <wp:align>right</wp:align>
+                </wp:positionH>
+                <wp:positionV relativeFrom="paragraph">
+                  <wp:posOffset>1152525</wp:posOffset>
+                </wp:positionV>
+                <wp:extent cx="4600575" cy="304800"/>
+                <wp:effectExtent l="0" t="0" r="28575" b="19050"/>
+                <wp:wrapNone/>
+                <wp:docPr id="2041953707" name="Ellipse 1"/>
+                <wp:cNvGraphicFramePr/>
+                <a:graphic xmlns:a="http://schemas.openxmlformats.org/drawingml/2006/main">
+                  <a:graphicData uri="http://schemas.microsoft.com/office/word/2010/wordprocessingShape">
+                    <wps:wsp>
+                      <wps:cNvSpPr/>
+                      <wps:spPr>
+                        <a:xfrm>
+                          <a:off x="0" y="0"/>
+                          <a:ext cx="4600575" cy="304800"/>
+                        </a:xfrm>
+                        <a:prstGeom prst="ellipse">
+                          <a:avLst/>
+                        </a:prstGeom>
+                        <a:noFill/>
+                        <a:ln>
+                          <a:solidFill>
+                            <a:srgbClr val="C00000"/>
+                          </a:solidFill>
+                        </a:ln>
+                      </wps:spPr>
+                      <wps:style>
+                        <a:lnRef idx="2">
+                          <a:schemeClr val="accent1">
+                            <a:shade val="15000"/>
+                          </a:schemeClr>
+                        </a:lnRef>
+                        <a:fillRef idx="1">
+                          <a:schemeClr val="accent1"/>
+                        </a:fillRef>
+                        <a:effectRef idx="0">
+                          <a:schemeClr val="accent1"/>
+                        </a:effectRef>
+                        <a:fontRef idx="minor">
+                          <a:schemeClr val="lt1"/>
+                        </a:fontRef>
+                      </wps:style>
+                      <wps:bodyPr rot="0" spcFirstLastPara="0" vertOverflow="overflow" horzOverflow="overflow" vert="horz" wrap="square" lIns="91440" tIns="45720" rIns="91440" bIns="45720" numCol="1" spcCol="0" rtlCol="0" fromWordArt="0" anchor="ctr" anchorCtr="0" forceAA="0" compatLnSpc="1">
+                        <a:prstTxWarp prst="textNoShape">
+                          <a:avLst/>
+                        </a:prstTxWarp>
+                        <a:noAutofit/>
+                      </wps:bodyPr>
+                    </wps:wsp>
+                  </a:graphicData>
+                </a:graphic>
+                <wp14:sizeRelH relativeFrom="margin">
+                  <wp14:pctWidth>0</wp14:pctWidth>
+                </wp14:sizeRelH>
+                <wp14:sizeRelV relativeFrom="margin">
+                  <wp14:pctHeight>0</wp14:pctHeight>
+                </wp14:sizeRelV>
+              </wp:anchor>
+            </w:drawing>
+          </mc:Choice>
+          <mc:Fallback>
+            <w:pict>
+              <v:oval w14:anchorId="75CDE6C9" id="Ellipse 1" o:spid="_x0000_s1026" style="position:absolute;margin-left:311.05pt;margin-top:90.75pt;width:362.25pt;height:24pt;z-index:251666432;visibility:visible;mso-wrap-style:square;mso-width-percent:0;mso-height-percent:0;mso-wrap-distance-left:9pt;mso-wrap-distance-top:0;mso-wrap-distance-right:9pt;mso-wrap-distance-bottom:0;mso-position-horizontal:right;mso-position-horizontal-relative:margin;mso-position-vertical:absolute;mso-position-vertical-relative:text;mso-width-percent:0;mso-height-percent:0;mso-width-relative:margin;mso-height-relative:margin;v-text-anchor:middle" o:gfxdata="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" filled="f" strokecolor="#c00000" strokeweight="1pt">
+                <v:stroke joinstyle="miter"/>
+                <w10:wrap anchorx="margin"/>
+              </v:oval>
+            </w:pict>
+          </mc:Fallback>
+        </mc:AlternateContent>
+      </w:r>
+      <w:r>
+        <w:rPr>
+          <w:rFonts w:ascii="Poppins" w:hAnsi="Poppins" w:cs="Poppins"/>
+          <w:noProof/>
+        </w:rPr>
         <w:drawing>
-          <wp:inline distT="0" distB="0" distL="0" distR="0" wp14:anchorId="62AED4E5" wp14:editId="6D047388">
+          <wp:inline distT="0" distB="0" distL="0" distR="0" wp14:anchorId="62AED4E5" wp14:editId="37BAEDF5">
             <wp:extent cx="5760720" cy="4348480"/>
             <wp:effectExtent l="0" t="0" r="0" b="0"/>
             <wp:docPr id="1450675881" name="Image 1" descr="Une image contenant texte, capture d’écran, logiciel, Icône d’ordinateur&#10;&#10;Le contenu généré par l’IA peut être incorrect."/>
@@ -714,8 +1085,92 @@
           <w:rFonts w:ascii="Poppins" w:hAnsi="Poppins" w:cs="Poppins"/>
           <w:noProof/>
         </w:rPr>
+        <mc:AlternateContent>
+          <mc:Choice Requires="wps">
+            <w:drawing>
+              <wp:anchor distT="0" distB="0" distL="114300" distR="114300" simplePos="0" relativeHeight="251668480" behindDoc="0" locked="0" layoutInCell="1" allowOverlap="1" wp14:anchorId="56B9A6BD" wp14:editId="0F221DF6">
+                <wp:simplePos x="0" y="0"/>
+                <wp:positionH relativeFrom="margin">
+                  <wp:posOffset>3195955</wp:posOffset>
+                </wp:positionH>
+                <wp:positionV relativeFrom="paragraph">
+                  <wp:posOffset>1281430</wp:posOffset>
+                </wp:positionV>
+                <wp:extent cx="571500" cy="438150"/>
+                <wp:effectExtent l="0" t="0" r="19050" b="19050"/>
+                <wp:wrapNone/>
+                <wp:docPr id="512037602" name="Ellipse 1"/>
+                <wp:cNvGraphicFramePr/>
+                <a:graphic xmlns:a="http://schemas.openxmlformats.org/drawingml/2006/main">
+                  <a:graphicData uri="http://schemas.microsoft.com/office/word/2010/wordprocessingShape">
+                    <wps:wsp>
+                      <wps:cNvSpPr/>
+                      <wps:spPr>
+                        <a:xfrm>
+                          <a:off x="0" y="0"/>
+                          <a:ext cx="571500" cy="438150"/>
+                        </a:xfrm>
+                        <a:prstGeom prst="ellipse">
+                          <a:avLst/>
+                        </a:prstGeom>
+                        <a:noFill/>
+                        <a:ln>
+                          <a:solidFill>
+                            <a:srgbClr val="C00000"/>
+                          </a:solidFill>
+                        </a:ln>
+                      </wps:spPr>
+                      <wps:style>
+                        <a:lnRef idx="2">
+                          <a:schemeClr val="accent1">
+                            <a:shade val="15000"/>
+                          </a:schemeClr>
+                        </a:lnRef>
+                        <a:fillRef idx="1">
+                          <a:schemeClr val="accent1"/>
+                        </a:fillRef>
+                        <a:effectRef idx="0">
+                          <a:schemeClr val="accent1"/>
+                        </a:effectRef>
+                        <a:fontRef idx="minor">
+                          <a:schemeClr val="lt1"/>
+                        </a:fontRef>
+                      </wps:style>
+                      <wps:bodyPr rot="0" spcFirstLastPara="0" vertOverflow="overflow" horzOverflow="overflow" vert="horz" wrap="square" lIns="91440" tIns="45720" rIns="91440" bIns="45720" numCol="1" spcCol="0" rtlCol="0" fromWordArt="0" anchor="ctr" anchorCtr="0" forceAA="0" compatLnSpc="1">
+                        <a:prstTxWarp prst="textNoShape">
+                          <a:avLst/>
+                        </a:prstTxWarp>
+                        <a:noAutofit/>
+                      </wps:bodyPr>
+                    </wps:wsp>
+                  </a:graphicData>
+                </a:graphic>
+                <wp14:sizeRelH relativeFrom="margin">
+                  <wp14:pctWidth>0</wp14:pctWidth>
+                </wp14:sizeRelH>
+                <wp14:sizeRelV relativeFrom="margin">
+                  <wp14:pctHeight>0</wp14:pctHeight>
+                </wp14:sizeRelV>
+              </wp:anchor>
+            </w:drawing>
+          </mc:Choice>
+          <mc:Fallback>
+            <w:pict>
+              <v:oval w14:anchorId="72527696" id="Ellipse 1" o:spid="_x0000_s1026" style="position:absolute;margin-left:251.65pt;margin-top:100.9pt;width:45pt;height:34.5pt;z-index:251668480;visibility:visible;mso-wrap-style:square;mso-width-percent:0;mso-height-percent:0;mso-wrap-distance-left:9pt;mso-wrap-distance-top:0;mso-wrap-distance-right:9pt;mso-wrap-distance-bottom:0;mso-position-horizontal:absolute;mso-position-horizontal-relative:margin;mso-position-vertical:absolute;mso-position-vertical-relative:text;mso-width-percent:0;mso-height-percent:0;mso-width-relative:margin;mso-height-relative:margin;v-text-anchor:middle" o:gfxdata="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" filled="f" strokecolor="#c00000" strokeweight="1pt">
+                <v:stroke joinstyle="miter"/>
+                <w10:wrap anchorx="margin"/>
+              </v:oval>
+            </w:pict>
+          </mc:Fallback>
+        </mc:AlternateContent>
+      </w:r>
+      <w:r>
+        <w:rPr>
+          <w:rFonts w:ascii="Poppins" w:hAnsi="Poppins" w:cs="Poppins"/>
+          <w:noProof/>
+        </w:rPr>
         <w:drawing>
-          <wp:inline distT="0" distB="0" distL="0" distR="0" wp14:anchorId="299A24B8" wp14:editId="0A915A4E">
+          <wp:inline distT="0" distB="0" distL="0" distR="0" wp14:anchorId="299A24B8" wp14:editId="40C16913">
             <wp:extent cx="5760720" cy="4348480"/>
             <wp:effectExtent l="0" t="0" r="0" b="0"/>
             <wp:docPr id="470613722" name="Image 1" descr="Une image contenant texte, capture d’écran, logiciel, Icône d’ordinateur&#10;&#10;Le contenu généré par l’IA peut être incorrect."/>
@@ -763,14 +1218,7 @@
           <w:rFonts w:ascii="Poppins" w:hAnsi="Poppins" w:cs="Poppins"/>
         </w:rPr>
         <w:lastRenderedPageBreak/>
-        <w:t xml:space="preserve">Après avoir copié le fichier </w:t>
-      </w:r>
-      <w:proofErr w:type="spellStart"/>
-      <w:r>
-        <w:rPr>
-          <w:rFonts w:ascii="Poppins" w:hAnsi="Poppins" w:cs="Poppins"/>
-        </w:rPr>
-        <w:t>BDD_constructor</w:t>
+        <w:t>Après avoir copié le fichier BDD_constructor</w:t>
       </w:r>
       <w:r>
         <w:rPr>
@@ -778,7 +1226,6 @@
         </w:rPr>
         <w:t>.sql</w:t>
       </w:r>
-      <w:proofErr w:type="spellEnd"/>
       <w:r>
         <w:rPr>
           <w:rFonts w:ascii="Poppins" w:hAnsi="Poppins" w:cs="Poppins"/>
@@ -810,8 +1257,92 @@
           <w:rFonts w:ascii="Poppins" w:hAnsi="Poppins" w:cs="Poppins"/>
           <w:noProof/>
         </w:rPr>
+        <mc:AlternateContent>
+          <mc:Choice Requires="wps">
+            <w:drawing>
+              <wp:anchor distT="0" distB="0" distL="114300" distR="114300" simplePos="0" relativeHeight="251670528" behindDoc="0" locked="0" layoutInCell="1" allowOverlap="1" wp14:anchorId="7AB6DB9A" wp14:editId="3A4C5788">
+                <wp:simplePos x="0" y="0"/>
+                <wp:positionH relativeFrom="margin">
+                  <wp:posOffset>1129030</wp:posOffset>
+                </wp:positionH>
+                <wp:positionV relativeFrom="paragraph">
+                  <wp:posOffset>1212215</wp:posOffset>
+                </wp:positionV>
+                <wp:extent cx="2057400" cy="438150"/>
+                <wp:effectExtent l="0" t="0" r="19050" b="19050"/>
+                <wp:wrapNone/>
+                <wp:docPr id="2064574520" name="Ellipse 1"/>
+                <wp:cNvGraphicFramePr/>
+                <a:graphic xmlns:a="http://schemas.openxmlformats.org/drawingml/2006/main">
+                  <a:graphicData uri="http://schemas.microsoft.com/office/word/2010/wordprocessingShape">
+                    <wps:wsp>
+                      <wps:cNvSpPr/>
+                      <wps:spPr>
+                        <a:xfrm>
+                          <a:off x="0" y="0"/>
+                          <a:ext cx="2057400" cy="438150"/>
+                        </a:xfrm>
+                        <a:prstGeom prst="ellipse">
+                          <a:avLst/>
+                        </a:prstGeom>
+                        <a:noFill/>
+                        <a:ln>
+                          <a:solidFill>
+                            <a:srgbClr val="C00000"/>
+                          </a:solidFill>
+                        </a:ln>
+                      </wps:spPr>
+                      <wps:style>
+                        <a:lnRef idx="2">
+                          <a:schemeClr val="accent1">
+                            <a:shade val="15000"/>
+                          </a:schemeClr>
+                        </a:lnRef>
+                        <a:fillRef idx="1">
+                          <a:schemeClr val="accent1"/>
+                        </a:fillRef>
+                        <a:effectRef idx="0">
+                          <a:schemeClr val="accent1"/>
+                        </a:effectRef>
+                        <a:fontRef idx="minor">
+                          <a:schemeClr val="lt1"/>
+                        </a:fontRef>
+                      </wps:style>
+                      <wps:bodyPr rot="0" spcFirstLastPara="0" vertOverflow="overflow" horzOverflow="overflow" vert="horz" wrap="square" lIns="91440" tIns="45720" rIns="91440" bIns="45720" numCol="1" spcCol="0" rtlCol="0" fromWordArt="0" anchor="ctr" anchorCtr="0" forceAA="0" compatLnSpc="1">
+                        <a:prstTxWarp prst="textNoShape">
+                          <a:avLst/>
+                        </a:prstTxWarp>
+                        <a:noAutofit/>
+                      </wps:bodyPr>
+                    </wps:wsp>
+                  </a:graphicData>
+                </a:graphic>
+                <wp14:sizeRelH relativeFrom="margin">
+                  <wp14:pctWidth>0</wp14:pctWidth>
+                </wp14:sizeRelH>
+                <wp14:sizeRelV relativeFrom="margin">
+                  <wp14:pctHeight>0</wp14:pctHeight>
+                </wp14:sizeRelV>
+              </wp:anchor>
+            </w:drawing>
+          </mc:Choice>
+          <mc:Fallback>
+            <w:pict>
+              <v:oval w14:anchorId="0F9E4196" id="Ellipse 1" o:spid="_x0000_s1026" style="position:absolute;margin-left:88.9pt;margin-top:95.45pt;width:162pt;height:34.5pt;z-index:251670528;visibility:visible;mso-wrap-style:square;mso-width-percent:0;mso-height-percent:0;mso-wrap-distance-left:9pt;mso-wrap-distance-top:0;mso-wrap-distance-right:9pt;mso-wrap-distance-bottom:0;mso-position-horizontal:absolute;mso-position-horizontal-relative:margin;mso-position-vertical:absolute;mso-position-vertical-relative:text;mso-width-percent:0;mso-height-percent:0;mso-width-relative:margin;mso-height-relative:margin;v-text-anchor:middle" o:gfxdata="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" filled="f" strokecolor="#c00000" strokeweight="1pt">
+                <v:stroke joinstyle="miter"/>
+                <w10:wrap anchorx="margin"/>
+              </v:oval>
+            </w:pict>
+          </mc:Fallback>
+        </mc:AlternateContent>
+      </w:r>
+      <w:r>
+        <w:rPr>
+          <w:rFonts w:ascii="Poppins" w:hAnsi="Poppins" w:cs="Poppins"/>
+          <w:noProof/>
+        </w:rPr>
         <w:drawing>
-          <wp:inline distT="0" distB="0" distL="0" distR="0" wp14:anchorId="394681C6" wp14:editId="4F1F9640">
+          <wp:inline distT="0" distB="0" distL="0" distR="0" wp14:anchorId="394681C6" wp14:editId="12E0D86E">
             <wp:extent cx="5760720" cy="4324350"/>
             <wp:effectExtent l="0" t="0" r="0" b="0"/>
             <wp:docPr id="1036125312" name="Image 1" descr="Une image contenant texte, capture d’écran, logiciel, Icône d’ordinateur&#10;&#10;Le contenu généré par l’IA peut être incorrect."/>
@@ -860,8 +1391,92 @@
           <w:noProof/>
         </w:rPr>
         <w:lastRenderedPageBreak/>
+        <mc:AlternateContent>
+          <mc:Choice Requires="wps">
+            <w:drawing>
+              <wp:anchor distT="0" distB="0" distL="114300" distR="114300" simplePos="0" relativeHeight="251672576" behindDoc="0" locked="0" layoutInCell="1" allowOverlap="1" wp14:anchorId="67A626D4" wp14:editId="491177FC">
+                <wp:simplePos x="0" y="0"/>
+                <wp:positionH relativeFrom="margin">
+                  <wp:posOffset>1129029</wp:posOffset>
+                </wp:positionH>
+                <wp:positionV relativeFrom="paragraph">
+                  <wp:posOffset>2195830</wp:posOffset>
+                </wp:positionV>
+                <wp:extent cx="4600575" cy="276225"/>
+                <wp:effectExtent l="0" t="0" r="28575" b="28575"/>
+                <wp:wrapNone/>
+                <wp:docPr id="497434661" name="Ellipse 1"/>
+                <wp:cNvGraphicFramePr/>
+                <a:graphic xmlns:a="http://schemas.openxmlformats.org/drawingml/2006/main">
+                  <a:graphicData uri="http://schemas.microsoft.com/office/word/2010/wordprocessingShape">
+                    <wps:wsp>
+                      <wps:cNvSpPr/>
+                      <wps:spPr>
+                        <a:xfrm>
+                          <a:off x="0" y="0"/>
+                          <a:ext cx="4600575" cy="276225"/>
+                        </a:xfrm>
+                        <a:prstGeom prst="ellipse">
+                          <a:avLst/>
+                        </a:prstGeom>
+                        <a:noFill/>
+                        <a:ln>
+                          <a:solidFill>
+                            <a:srgbClr val="C00000"/>
+                          </a:solidFill>
+                        </a:ln>
+                      </wps:spPr>
+                      <wps:style>
+                        <a:lnRef idx="2">
+                          <a:schemeClr val="accent1">
+                            <a:shade val="15000"/>
+                          </a:schemeClr>
+                        </a:lnRef>
+                        <a:fillRef idx="1">
+                          <a:schemeClr val="accent1"/>
+                        </a:fillRef>
+                        <a:effectRef idx="0">
+                          <a:schemeClr val="accent1"/>
+                        </a:effectRef>
+                        <a:fontRef idx="minor">
+                          <a:schemeClr val="lt1"/>
+                        </a:fontRef>
+                      </wps:style>
+                      <wps:bodyPr rot="0" spcFirstLastPara="0" vertOverflow="overflow" horzOverflow="overflow" vert="horz" wrap="square" lIns="91440" tIns="45720" rIns="91440" bIns="45720" numCol="1" spcCol="0" rtlCol="0" fromWordArt="0" anchor="ctr" anchorCtr="0" forceAA="0" compatLnSpc="1">
+                        <a:prstTxWarp prst="textNoShape">
+                          <a:avLst/>
+                        </a:prstTxWarp>
+                        <a:noAutofit/>
+                      </wps:bodyPr>
+                    </wps:wsp>
+                  </a:graphicData>
+                </a:graphic>
+                <wp14:sizeRelH relativeFrom="margin">
+                  <wp14:pctWidth>0</wp14:pctWidth>
+                </wp14:sizeRelH>
+                <wp14:sizeRelV relativeFrom="margin">
+                  <wp14:pctHeight>0</wp14:pctHeight>
+                </wp14:sizeRelV>
+              </wp:anchor>
+            </w:drawing>
+          </mc:Choice>
+          <mc:Fallback>
+            <w:pict>
+              <v:oval w14:anchorId="0327E657" id="Ellipse 1" o:spid="_x0000_s1026" style="position:absolute;margin-left:88.9pt;margin-top:172.9pt;width:362.25pt;height:21.75pt;z-index:251672576;visibility:visible;mso-wrap-style:square;mso-width-percent:0;mso-height-percent:0;mso-wrap-distance-left:9pt;mso-wrap-distance-top:0;mso-wrap-distance-right:9pt;mso-wrap-distance-bottom:0;mso-position-horizontal:absolute;mso-position-horizontal-relative:margin;mso-position-vertical:absolute;mso-position-vertical-relative:text;mso-width-percent:0;mso-height-percent:0;mso-width-relative:margin;mso-height-relative:margin;v-text-anchor:middle" o:gfxdata="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" filled="f" strokecolor="#c00000" strokeweight="1pt">
+                <v:stroke joinstyle="miter"/>
+                <w10:wrap anchorx="margin"/>
+              </v:oval>
+            </w:pict>
+          </mc:Fallback>
+        </mc:AlternateContent>
+      </w:r>
+      <w:r>
+        <w:rPr>
+          <w:rFonts w:ascii="Poppins" w:hAnsi="Poppins" w:cs="Poppins"/>
+          <w:noProof/>
+        </w:rPr>
         <w:drawing>
-          <wp:inline distT="0" distB="0" distL="0" distR="0" wp14:anchorId="0A5730D6" wp14:editId="53BBB0FD">
+          <wp:inline distT="0" distB="0" distL="0" distR="0" wp14:anchorId="0A5730D6" wp14:editId="6EFFC30E">
             <wp:extent cx="5760720" cy="4352290"/>
             <wp:effectExtent l="0" t="0" r="0" b="0"/>
             <wp:docPr id="866749330" name="Image 1" descr="Une image contenant texte, capture d’écran, logiciel, Icône d’ordinateur&#10;&#10;Le contenu généré par l’IA peut être incorrect."/>
@@ -904,6 +1519,90 @@
           <w:rFonts w:ascii="Poppins" w:hAnsi="Poppins" w:cs="Poppins"/>
         </w:rPr>
       </w:pPr>
+      <w:r>
+        <w:rPr>
+          <w:rFonts w:ascii="Poppins" w:hAnsi="Poppins" w:cs="Poppins"/>
+          <w:noProof/>
+        </w:rPr>
+        <mc:AlternateContent>
+          <mc:Choice Requires="wps">
+            <w:drawing>
+              <wp:anchor distT="0" distB="0" distL="114300" distR="114300" simplePos="0" relativeHeight="251674624" behindDoc="0" locked="0" layoutInCell="1" allowOverlap="1" wp14:anchorId="71F5CAD7" wp14:editId="49FAD49E">
+                <wp:simplePos x="0" y="0"/>
+                <wp:positionH relativeFrom="margin">
+                  <wp:align>right</wp:align>
+                </wp:positionH>
+                <wp:positionV relativeFrom="paragraph">
+                  <wp:posOffset>1572895</wp:posOffset>
+                </wp:positionV>
+                <wp:extent cx="4600575" cy="276225"/>
+                <wp:effectExtent l="0" t="0" r="28575" b="28575"/>
+                <wp:wrapNone/>
+                <wp:docPr id="485355326" name="Ellipse 1"/>
+                <wp:cNvGraphicFramePr/>
+                <a:graphic xmlns:a="http://schemas.openxmlformats.org/drawingml/2006/main">
+                  <a:graphicData uri="http://schemas.microsoft.com/office/word/2010/wordprocessingShape">
+                    <wps:wsp>
+                      <wps:cNvSpPr/>
+                      <wps:spPr>
+                        <a:xfrm>
+                          <a:off x="0" y="0"/>
+                          <a:ext cx="4600575" cy="276225"/>
+                        </a:xfrm>
+                        <a:prstGeom prst="ellipse">
+                          <a:avLst/>
+                        </a:prstGeom>
+                        <a:noFill/>
+                        <a:ln>
+                          <a:solidFill>
+                            <a:srgbClr val="C00000"/>
+                          </a:solidFill>
+                        </a:ln>
+                      </wps:spPr>
+                      <wps:style>
+                        <a:lnRef idx="2">
+                          <a:schemeClr val="accent1">
+                            <a:shade val="15000"/>
+                          </a:schemeClr>
+                        </a:lnRef>
+                        <a:fillRef idx="1">
+                          <a:schemeClr val="accent1"/>
+                        </a:fillRef>
+                        <a:effectRef idx="0">
+                          <a:schemeClr val="accent1"/>
+                        </a:effectRef>
+                        <a:fontRef idx="minor">
+                          <a:schemeClr val="lt1"/>
+                        </a:fontRef>
+                      </wps:style>
+                      <wps:bodyPr rot="0" spcFirstLastPara="0" vertOverflow="overflow" horzOverflow="overflow" vert="horz" wrap="square" lIns="91440" tIns="45720" rIns="91440" bIns="45720" numCol="1" spcCol="0" rtlCol="0" fromWordArt="0" anchor="ctr" anchorCtr="0" forceAA="0" compatLnSpc="1">
+                        <a:prstTxWarp prst="textNoShape">
+                          <a:avLst/>
+                        </a:prstTxWarp>
+                        <a:noAutofit/>
+                      </wps:bodyPr>
+                    </wps:wsp>
+                  </a:graphicData>
+                </a:graphic>
+                <wp14:sizeRelH relativeFrom="margin">
+                  <wp14:pctWidth>0</wp14:pctWidth>
+                </wp14:sizeRelH>
+                <wp14:sizeRelV relativeFrom="margin">
+                  <wp14:pctHeight>0</wp14:pctHeight>
+                </wp14:sizeRelV>
+              </wp:anchor>
+            </w:drawing>
+          </mc:Choice>
+          <mc:Fallback>
+            <w:pict>
+              <v:oval w14:anchorId="4F8CB3C4" id="Ellipse 1" o:spid="_x0000_s1026" style="position:absolute;margin-left:311.05pt;margin-top:123.85pt;width:362.25pt;height:21.75pt;z-index:251674624;visibility:visible;mso-wrap-style:square;mso-width-percent:0;mso-height-percent:0;mso-wrap-distance-left:9pt;mso-wrap-distance-top:0;mso-wrap-distance-right:9pt;mso-wrap-distance-bottom:0;mso-position-horizontal:right;mso-position-horizontal-relative:margin;mso-position-vertical:absolute;mso-position-vertical-relative:text;mso-width-percent:0;mso-height-percent:0;mso-width-relative:margin;mso-height-relative:margin;v-text-anchor:middle" o:gfxdata="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" filled="f" strokecolor="#c00000" strokeweight="1pt">
+                <v:stroke joinstyle="miter"/>
+                <w10:wrap anchorx="margin"/>
+              </v:oval>
+            </w:pict>
+          </mc:Fallback>
+        </mc:AlternateContent>
+      </w:r>
       <w:r>
         <w:rPr>
           <w:rFonts w:ascii="Poppins" w:hAnsi="Poppins" w:cs="Poppins"/>
@@ -959,8 +1658,92 @@
           <w:noProof/>
         </w:rPr>
         <w:lastRenderedPageBreak/>
+        <mc:AlternateContent>
+          <mc:Choice Requires="wps">
+            <w:drawing>
+              <wp:anchor distT="0" distB="0" distL="114300" distR="114300" simplePos="0" relativeHeight="251676672" behindDoc="0" locked="0" layoutInCell="1" allowOverlap="1" wp14:anchorId="64C7BF56" wp14:editId="3BF0A722">
+                <wp:simplePos x="0" y="0"/>
+                <wp:positionH relativeFrom="margin">
+                  <wp:align>right</wp:align>
+                </wp:positionH>
+                <wp:positionV relativeFrom="paragraph">
+                  <wp:posOffset>1571625</wp:posOffset>
+                </wp:positionV>
+                <wp:extent cx="4600575" cy="276225"/>
+                <wp:effectExtent l="0" t="0" r="28575" b="28575"/>
+                <wp:wrapNone/>
+                <wp:docPr id="1896542448" name="Ellipse 1"/>
+                <wp:cNvGraphicFramePr/>
+                <a:graphic xmlns:a="http://schemas.openxmlformats.org/drawingml/2006/main">
+                  <a:graphicData uri="http://schemas.microsoft.com/office/word/2010/wordprocessingShape">
+                    <wps:wsp>
+                      <wps:cNvSpPr/>
+                      <wps:spPr>
+                        <a:xfrm>
+                          <a:off x="0" y="0"/>
+                          <a:ext cx="4600575" cy="276225"/>
+                        </a:xfrm>
+                        <a:prstGeom prst="ellipse">
+                          <a:avLst/>
+                        </a:prstGeom>
+                        <a:noFill/>
+                        <a:ln>
+                          <a:solidFill>
+                            <a:srgbClr val="C00000"/>
+                          </a:solidFill>
+                        </a:ln>
+                      </wps:spPr>
+                      <wps:style>
+                        <a:lnRef idx="2">
+                          <a:schemeClr val="accent1">
+                            <a:shade val="15000"/>
+                          </a:schemeClr>
+                        </a:lnRef>
+                        <a:fillRef idx="1">
+                          <a:schemeClr val="accent1"/>
+                        </a:fillRef>
+                        <a:effectRef idx="0">
+                          <a:schemeClr val="accent1"/>
+                        </a:effectRef>
+                        <a:fontRef idx="minor">
+                          <a:schemeClr val="lt1"/>
+                        </a:fontRef>
+                      </wps:style>
+                      <wps:bodyPr rot="0" spcFirstLastPara="0" vertOverflow="overflow" horzOverflow="overflow" vert="horz" wrap="square" lIns="91440" tIns="45720" rIns="91440" bIns="45720" numCol="1" spcCol="0" rtlCol="0" fromWordArt="0" anchor="ctr" anchorCtr="0" forceAA="0" compatLnSpc="1">
+                        <a:prstTxWarp prst="textNoShape">
+                          <a:avLst/>
+                        </a:prstTxWarp>
+                        <a:noAutofit/>
+                      </wps:bodyPr>
+                    </wps:wsp>
+                  </a:graphicData>
+                </a:graphic>
+                <wp14:sizeRelH relativeFrom="margin">
+                  <wp14:pctWidth>0</wp14:pctWidth>
+                </wp14:sizeRelH>
+                <wp14:sizeRelV relativeFrom="margin">
+                  <wp14:pctHeight>0</wp14:pctHeight>
+                </wp14:sizeRelV>
+              </wp:anchor>
+            </w:drawing>
+          </mc:Choice>
+          <mc:Fallback>
+            <w:pict>
+              <v:oval w14:anchorId="2306543B" id="Ellipse 1" o:spid="_x0000_s1026" style="position:absolute;margin-left:311.05pt;margin-top:123.75pt;width:362.25pt;height:21.75pt;z-index:251676672;visibility:visible;mso-wrap-style:square;mso-width-percent:0;mso-height-percent:0;mso-wrap-distance-left:9pt;mso-wrap-distance-top:0;mso-wrap-distance-right:9pt;mso-wrap-distance-bottom:0;mso-position-horizontal:right;mso-position-horizontal-relative:margin;mso-position-vertical:absolute;mso-position-vertical-relative:text;mso-width-percent:0;mso-height-percent:0;mso-width-relative:margin;mso-height-relative:margin;v-text-anchor:middle" o:gfxdata="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" filled="f" strokecolor="#c00000" strokeweight="1pt">
+                <v:stroke joinstyle="miter"/>
+                <w10:wrap anchorx="margin"/>
+              </v:oval>
+            </w:pict>
+          </mc:Fallback>
+        </mc:AlternateContent>
+      </w:r>
+      <w:r>
+        <w:rPr>
+          <w:rFonts w:ascii="Poppins" w:hAnsi="Poppins" w:cs="Poppins"/>
+          <w:noProof/>
+        </w:rPr>
         <w:drawing>
-          <wp:inline distT="0" distB="0" distL="0" distR="0" wp14:anchorId="07943052" wp14:editId="0608602E">
+          <wp:inline distT="0" distB="0" distL="0" distR="0" wp14:anchorId="07943052" wp14:editId="6A11DBB1">
             <wp:extent cx="5760720" cy="4312920"/>
             <wp:effectExtent l="0" t="0" r="0" b="0"/>
             <wp:docPr id="1494657449" name="Image 1" descr="Une image contenant texte, capture d’écran, logiciel, Icône d’ordinateur&#10;&#10;Le contenu généré par l’IA peut être incorrect."/>
@@ -1003,6 +1786,90 @@
           <w:rFonts w:ascii="Poppins" w:hAnsi="Poppins" w:cs="Poppins"/>
         </w:rPr>
       </w:pPr>
+      <w:r>
+        <w:rPr>
+          <w:rFonts w:ascii="Poppins" w:hAnsi="Poppins" w:cs="Poppins"/>
+          <w:noProof/>
+        </w:rPr>
+        <mc:AlternateContent>
+          <mc:Choice Requires="wps">
+            <w:drawing>
+              <wp:anchor distT="0" distB="0" distL="114300" distR="114300" simplePos="0" relativeHeight="251678720" behindDoc="0" locked="0" layoutInCell="1" allowOverlap="1" wp14:anchorId="7E9003F8" wp14:editId="6A556351">
+                <wp:simplePos x="0" y="0"/>
+                <wp:positionH relativeFrom="margin">
+                  <wp:posOffset>1190625</wp:posOffset>
+                </wp:positionH>
+                <wp:positionV relativeFrom="paragraph">
+                  <wp:posOffset>1178560</wp:posOffset>
+                </wp:positionV>
+                <wp:extent cx="4600575" cy="276225"/>
+                <wp:effectExtent l="0" t="0" r="28575" b="28575"/>
+                <wp:wrapNone/>
+                <wp:docPr id="1700773480" name="Ellipse 1"/>
+                <wp:cNvGraphicFramePr/>
+                <a:graphic xmlns:a="http://schemas.openxmlformats.org/drawingml/2006/main">
+                  <a:graphicData uri="http://schemas.microsoft.com/office/word/2010/wordprocessingShape">
+                    <wps:wsp>
+                      <wps:cNvSpPr/>
+                      <wps:spPr>
+                        <a:xfrm>
+                          <a:off x="0" y="0"/>
+                          <a:ext cx="4600575" cy="276225"/>
+                        </a:xfrm>
+                        <a:prstGeom prst="ellipse">
+                          <a:avLst/>
+                        </a:prstGeom>
+                        <a:noFill/>
+                        <a:ln>
+                          <a:solidFill>
+                            <a:srgbClr val="C00000"/>
+                          </a:solidFill>
+                        </a:ln>
+                      </wps:spPr>
+                      <wps:style>
+                        <a:lnRef idx="2">
+                          <a:schemeClr val="accent1">
+                            <a:shade val="15000"/>
+                          </a:schemeClr>
+                        </a:lnRef>
+                        <a:fillRef idx="1">
+                          <a:schemeClr val="accent1"/>
+                        </a:fillRef>
+                        <a:effectRef idx="0">
+                          <a:schemeClr val="accent1"/>
+                        </a:effectRef>
+                        <a:fontRef idx="minor">
+                          <a:schemeClr val="lt1"/>
+                        </a:fontRef>
+                      </wps:style>
+                      <wps:bodyPr rot="0" spcFirstLastPara="0" vertOverflow="overflow" horzOverflow="overflow" vert="horz" wrap="square" lIns="91440" tIns="45720" rIns="91440" bIns="45720" numCol="1" spcCol="0" rtlCol="0" fromWordArt="0" anchor="ctr" anchorCtr="0" forceAA="0" compatLnSpc="1">
+                        <a:prstTxWarp prst="textNoShape">
+                          <a:avLst/>
+                        </a:prstTxWarp>
+                        <a:noAutofit/>
+                      </wps:bodyPr>
+                    </wps:wsp>
+                  </a:graphicData>
+                </a:graphic>
+                <wp14:sizeRelH relativeFrom="margin">
+                  <wp14:pctWidth>0</wp14:pctWidth>
+                </wp14:sizeRelH>
+                <wp14:sizeRelV relativeFrom="margin">
+                  <wp14:pctHeight>0</wp14:pctHeight>
+                </wp14:sizeRelV>
+              </wp:anchor>
+            </w:drawing>
+          </mc:Choice>
+          <mc:Fallback>
+            <w:pict>
+              <v:oval w14:anchorId="5B32A59A" id="Ellipse 1" o:spid="_x0000_s1026" style="position:absolute;margin-left:93.75pt;margin-top:92.8pt;width:362.25pt;height:21.75pt;z-index:251678720;visibility:visible;mso-wrap-style:square;mso-width-percent:0;mso-height-percent:0;mso-wrap-distance-left:9pt;mso-wrap-distance-top:0;mso-wrap-distance-right:9pt;mso-wrap-distance-bottom:0;mso-position-horizontal:absolute;mso-position-horizontal-relative:margin;mso-position-vertical:absolute;mso-position-vertical-relative:text;mso-width-percent:0;mso-height-percent:0;mso-width-relative:margin;mso-height-relative:margin;v-text-anchor:middle" o:gfxdata="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" filled="f" strokecolor="#c00000" strokeweight="1pt">
+                <v:stroke joinstyle="miter"/>
+                <w10:wrap anchorx="margin"/>
+              </v:oval>
+            </w:pict>
+          </mc:Fallback>
+        </mc:AlternateContent>
+      </w:r>
       <w:r>
         <w:rPr>
           <w:rFonts w:ascii="Poppins" w:hAnsi="Poppins" w:cs="Poppins"/>
@@ -1058,8 +1925,92 @@
           <w:noProof/>
         </w:rPr>
         <w:lastRenderedPageBreak/>
+        <mc:AlternateContent>
+          <mc:Choice Requires="wps">
+            <w:drawing>
+              <wp:anchor distT="0" distB="0" distL="114300" distR="114300" simplePos="0" relativeHeight="251680768" behindDoc="0" locked="0" layoutInCell="1" allowOverlap="1" wp14:anchorId="384A5D5D" wp14:editId="761690EE">
+                <wp:simplePos x="0" y="0"/>
+                <wp:positionH relativeFrom="margin">
+                  <wp:posOffset>1095375</wp:posOffset>
+                </wp:positionH>
+                <wp:positionV relativeFrom="paragraph">
+                  <wp:posOffset>1162050</wp:posOffset>
+                </wp:positionV>
+                <wp:extent cx="4600575" cy="276225"/>
+                <wp:effectExtent l="0" t="0" r="28575" b="28575"/>
+                <wp:wrapNone/>
+                <wp:docPr id="1714089893" name="Ellipse 1"/>
+                <wp:cNvGraphicFramePr/>
+                <a:graphic xmlns:a="http://schemas.openxmlformats.org/drawingml/2006/main">
+                  <a:graphicData uri="http://schemas.microsoft.com/office/word/2010/wordprocessingShape">
+                    <wps:wsp>
+                      <wps:cNvSpPr/>
+                      <wps:spPr>
+                        <a:xfrm>
+                          <a:off x="0" y="0"/>
+                          <a:ext cx="4600575" cy="276225"/>
+                        </a:xfrm>
+                        <a:prstGeom prst="ellipse">
+                          <a:avLst/>
+                        </a:prstGeom>
+                        <a:noFill/>
+                        <a:ln>
+                          <a:solidFill>
+                            <a:srgbClr val="C00000"/>
+                          </a:solidFill>
+                        </a:ln>
+                      </wps:spPr>
+                      <wps:style>
+                        <a:lnRef idx="2">
+                          <a:schemeClr val="accent1">
+                            <a:shade val="15000"/>
+                          </a:schemeClr>
+                        </a:lnRef>
+                        <a:fillRef idx="1">
+                          <a:schemeClr val="accent1"/>
+                        </a:fillRef>
+                        <a:effectRef idx="0">
+                          <a:schemeClr val="accent1"/>
+                        </a:effectRef>
+                        <a:fontRef idx="minor">
+                          <a:schemeClr val="lt1"/>
+                        </a:fontRef>
+                      </wps:style>
+                      <wps:bodyPr rot="0" spcFirstLastPara="0" vertOverflow="overflow" horzOverflow="overflow" vert="horz" wrap="square" lIns="91440" tIns="45720" rIns="91440" bIns="45720" numCol="1" spcCol="0" rtlCol="0" fromWordArt="0" anchor="ctr" anchorCtr="0" forceAA="0" compatLnSpc="1">
+                        <a:prstTxWarp prst="textNoShape">
+                          <a:avLst/>
+                        </a:prstTxWarp>
+                        <a:noAutofit/>
+                      </wps:bodyPr>
+                    </wps:wsp>
+                  </a:graphicData>
+                </a:graphic>
+                <wp14:sizeRelH relativeFrom="margin">
+                  <wp14:pctWidth>0</wp14:pctWidth>
+                </wp14:sizeRelH>
+                <wp14:sizeRelV relativeFrom="margin">
+                  <wp14:pctHeight>0</wp14:pctHeight>
+                </wp14:sizeRelV>
+              </wp:anchor>
+            </w:drawing>
+          </mc:Choice>
+          <mc:Fallback>
+            <w:pict>
+              <v:oval w14:anchorId="26D90B61" id="Ellipse 1" o:spid="_x0000_s1026" style="position:absolute;margin-left:86.25pt;margin-top:91.5pt;width:362.25pt;height:21.75pt;z-index:251680768;visibility:visible;mso-wrap-style:square;mso-width-percent:0;mso-height-percent:0;mso-wrap-distance-left:9pt;mso-wrap-distance-top:0;mso-wrap-distance-right:9pt;mso-wrap-distance-bottom:0;mso-position-horizontal:absolute;mso-position-horizontal-relative:margin;mso-position-vertical:absolute;mso-position-vertical-relative:text;mso-width-percent:0;mso-height-percent:0;mso-width-relative:margin;mso-height-relative:margin;v-text-anchor:middle" o:gfxdata="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" filled="f" strokecolor="#c00000" strokeweight="1pt">
+                <v:stroke joinstyle="miter"/>
+                <w10:wrap anchorx="margin"/>
+              </v:oval>
+            </w:pict>
+          </mc:Fallback>
+        </mc:AlternateContent>
+      </w:r>
+      <w:r>
+        <w:rPr>
+          <w:rFonts w:ascii="Poppins" w:hAnsi="Poppins" w:cs="Poppins"/>
+          <w:noProof/>
+        </w:rPr>
         <w:drawing>
-          <wp:inline distT="0" distB="0" distL="0" distR="0" wp14:anchorId="655BF402" wp14:editId="252A1F3A">
+          <wp:inline distT="0" distB="0" distL="0" distR="0" wp14:anchorId="655BF402" wp14:editId="094F524E">
             <wp:extent cx="5760720" cy="4338955"/>
             <wp:effectExtent l="0" t="0" r="0" b="4445"/>
             <wp:docPr id="1344687421" name="Image 1" descr="Une image contenant texte, capture d’écran, logiciel, Icône d’ordinateur&#10;&#10;Le contenu généré par l’IA peut être incorrect."/>
@@ -1106,21 +2057,25 @@
         <w:rPr>
           <w:rFonts w:ascii="Poppins" w:hAnsi="Poppins" w:cs="Poppins"/>
         </w:rPr>
-        <w:t xml:space="preserve">Coller le fichier </w:t>
-      </w:r>
-      <w:proofErr w:type="spellStart"/>
-      <w:r>
-        <w:rPr>
-          <w:rFonts w:ascii="Poppins" w:hAnsi="Poppins" w:cs="Poppins"/>
-        </w:rPr>
-        <w:t>BDD_constructor.sql</w:t>
-      </w:r>
-      <w:proofErr w:type="spellEnd"/>
-      <w:r>
-        <w:rPr>
-          <w:rFonts w:ascii="Poppins" w:hAnsi="Poppins" w:cs="Poppins"/>
-        </w:rPr>
-        <w:t xml:space="preserve"> dans ce dossier.</w:t>
+        <w:t xml:space="preserve">Coller le fichier BDD_constructor.sql dans </w:t>
+      </w:r>
+      <w:r>
+        <w:rPr>
+          <w:rFonts w:ascii="Poppins" w:hAnsi="Poppins" w:cs="Poppins"/>
+        </w:rPr>
+        <w:t>le</w:t>
+      </w:r>
+      <w:r>
+        <w:rPr>
+          <w:rFonts w:ascii="Poppins" w:hAnsi="Poppins" w:cs="Poppins"/>
+        </w:rPr>
+        <w:t xml:space="preserve"> dossier</w:t>
+      </w:r>
+      <w:r>
+        <w:rPr>
+          <w:rFonts w:ascii="Poppins" w:hAnsi="Poppins" w:cs="Poppins"/>
+        </w:rPr>
+        <w:t xml:space="preserve"> suivant :</w:t>
       </w:r>
     </w:p>
     <w:p>
@@ -1311,7 +2266,25 @@
         <w:rPr>
           <w:rFonts w:ascii="Poppins" w:hAnsi="Poppins" w:cs="Poppins"/>
         </w:rPr>
-        <w:t>Tapez la commande : .\mysql.exe -u root -p</w:t>
+        <w:t xml:space="preserve">Tapez la commande : </w:t>
+      </w:r>
+    </w:p>
+    <w:p>
+      <w:pPr>
+        <w:jc w:val="both"/>
+        <w:rPr>
+          <w:rFonts w:ascii="Poppins" w:hAnsi="Poppins" w:cs="Poppins"/>
+          <w:b/>
+          <w:bCs/>
+        </w:rPr>
+      </w:pPr>
+      <w:r>
+        <w:rPr>
+          <w:rFonts w:ascii="Poppins" w:hAnsi="Poppins" w:cs="Poppins"/>
+          <w:b/>
+          <w:bCs/>
+        </w:rPr>
+        <w:t>.\mysql.exe -u root -p</w:t>
       </w:r>
     </w:p>
     <w:p>
@@ -1438,35 +2411,7 @@
         <w:rPr>
           <w:rFonts w:ascii="Poppins" w:hAnsi="Poppins" w:cs="Poppins"/>
         </w:rPr>
-        <w:t xml:space="preserve">Une fois sur </w:t>
-      </w:r>
-      <w:proofErr w:type="spellStart"/>
-      <w:r>
-        <w:rPr>
-          <w:rFonts w:ascii="Poppins" w:hAnsi="Poppins" w:cs="Poppins"/>
-        </w:rPr>
-        <w:t>mysql</w:t>
-      </w:r>
-      <w:proofErr w:type="spellEnd"/>
-      <w:r>
-        <w:rPr>
-          <w:rFonts w:ascii="Poppins" w:hAnsi="Poppins" w:cs="Poppins"/>
-        </w:rPr>
-        <w:t xml:space="preserve">, vous pouvez désormais exécuter la commande suivante : SOURCE </w:t>
-      </w:r>
-      <w:proofErr w:type="spellStart"/>
-      <w:r>
-        <w:rPr>
-          <w:rFonts w:ascii="Poppins" w:hAnsi="Poppins" w:cs="Poppins"/>
-        </w:rPr>
-        <w:t>BDD_constructor.sql</w:t>
-      </w:r>
-      <w:proofErr w:type="spellEnd"/>
-      <w:r>
-        <w:rPr>
-          <w:rFonts w:ascii="Poppins" w:hAnsi="Poppins" w:cs="Poppins"/>
-        </w:rPr>
-        <w:t> ;</w:t>
+        <w:t>Une fois sur mysql, vous pouvez désormais exécuter la commande suivante : SOURCE BDD_constructor.sql ;</w:t>
       </w:r>
     </w:p>
     <w:p>
@@ -1502,35 +2447,7 @@
         <w:rPr>
           <w:rFonts w:ascii="Poppins" w:hAnsi="Poppins" w:cs="Poppins"/>
         </w:rPr>
-        <w:t>Désormais en allant sur « localhost/</w:t>
-      </w:r>
-      <w:proofErr w:type="spellStart"/>
-      <w:r>
-        <w:rPr>
-          <w:rFonts w:ascii="Poppins" w:hAnsi="Poppins" w:cs="Poppins"/>
-        </w:rPr>
-        <w:t>SAE_Site_Enchere</w:t>
-      </w:r>
-      <w:proofErr w:type="spellEnd"/>
-      <w:r>
-        <w:rPr>
-          <w:rFonts w:ascii="Poppins" w:hAnsi="Poppins" w:cs="Poppins"/>
-        </w:rPr>
-        <w:t>-main/</w:t>
-      </w:r>
-      <w:proofErr w:type="spellStart"/>
-      <w:r>
-        <w:rPr>
-          <w:rFonts w:ascii="Poppins" w:hAnsi="Poppins" w:cs="Poppins"/>
-        </w:rPr>
-        <w:t>newMVC</w:t>
-      </w:r>
-      <w:proofErr w:type="spellEnd"/>
-      <w:r>
-        <w:rPr>
-          <w:rFonts w:ascii="Poppins" w:hAnsi="Poppins" w:cs="Poppins"/>
-        </w:rPr>
-        <w:t xml:space="preserve"> » depuis votre navigateur ou en cliquant sur le lien suivant : </w:t>
+        <w:t xml:space="preserve">Désormais en allant sur « localhost/SAE_Site_Enchere-main/newMVC » depuis votre navigateur ou en cliquant sur le lien suivant : </w:t>
       </w:r>
       <w:hyperlink r:id="rId23" w:history="1">
         <w:r>
@@ -1690,7 +2607,7 @@
         </w:trPr>
         <w:tc>
           <w:tcPr>
-            <w:tcW w:w="1049" w:type="dxa"/>
+            <w:tcW w:w="1048" w:type="dxa"/>
             <w:tcBorders>
               <w:top w:val="single" w:sz="6" w:space="0" w:color="auto"/>
               <w:left w:val="single" w:sz="6" w:space="0" w:color="auto"/>
@@ -1724,7 +2641,7 @@
         </w:tc>
         <w:tc>
           <w:tcPr>
-            <w:tcW w:w="1388" w:type="dxa"/>
+            <w:tcW w:w="1401" w:type="dxa"/>
             <w:tcBorders>
               <w:top w:val="single" w:sz="6" w:space="0" w:color="auto"/>
               <w:left w:val="single" w:sz="6" w:space="0" w:color="auto"/>
@@ -1758,7 +2675,7 @@
         </w:tc>
         <w:tc>
           <w:tcPr>
-            <w:tcW w:w="1569" w:type="dxa"/>
+            <w:tcW w:w="1567" w:type="dxa"/>
             <w:tcBorders>
               <w:top w:val="single" w:sz="6" w:space="0" w:color="auto"/>
               <w:left w:val="single" w:sz="6" w:space="0" w:color="auto"/>
@@ -1792,7 +2709,7 @@
         </w:tc>
         <w:tc>
           <w:tcPr>
-            <w:tcW w:w="1565" w:type="dxa"/>
+            <w:tcW w:w="1564" w:type="dxa"/>
             <w:tcBorders>
               <w:top w:val="single" w:sz="6" w:space="0" w:color="auto"/>
               <w:left w:val="single" w:sz="6" w:space="0" w:color="auto"/>
@@ -1826,7 +2743,7 @@
         </w:tc>
         <w:tc>
           <w:tcPr>
-            <w:tcW w:w="3485" w:type="dxa"/>
+            <w:tcW w:w="3476" w:type="dxa"/>
             <w:tcBorders>
               <w:top w:val="single" w:sz="6" w:space="0" w:color="auto"/>
               <w:left w:val="single" w:sz="6" w:space="0" w:color="auto"/>
@@ -1865,7 +2782,7 @@
         </w:trPr>
         <w:tc>
           <w:tcPr>
-            <w:tcW w:w="1049" w:type="dxa"/>
+            <w:tcW w:w="1048" w:type="dxa"/>
             <w:tcBorders>
               <w:top w:val="single" w:sz="6" w:space="0" w:color="auto"/>
               <w:left w:val="single" w:sz="6" w:space="0" w:color="auto"/>
@@ -1891,7 +2808,7 @@
         </w:tc>
         <w:tc>
           <w:tcPr>
-            <w:tcW w:w="1388" w:type="dxa"/>
+            <w:tcW w:w="1401" w:type="dxa"/>
             <w:tcBorders>
               <w:top w:val="single" w:sz="6" w:space="0" w:color="auto"/>
               <w:left w:val="single" w:sz="6" w:space="0" w:color="auto"/>
@@ -1917,7 +2834,7 @@
         </w:tc>
         <w:tc>
           <w:tcPr>
-            <w:tcW w:w="1569" w:type="dxa"/>
+            <w:tcW w:w="1567" w:type="dxa"/>
             <w:tcBorders>
               <w:top w:val="single" w:sz="6" w:space="0" w:color="auto"/>
               <w:left w:val="single" w:sz="6" w:space="0" w:color="auto"/>
@@ -1943,7 +2860,7 @@
         </w:tc>
         <w:tc>
           <w:tcPr>
-            <w:tcW w:w="1565" w:type="dxa"/>
+            <w:tcW w:w="1564" w:type="dxa"/>
             <w:tcBorders>
               <w:top w:val="single" w:sz="6" w:space="0" w:color="auto"/>
               <w:left w:val="single" w:sz="6" w:space="0" w:color="auto"/>
@@ -1969,7 +2886,7 @@
         </w:tc>
         <w:tc>
           <w:tcPr>
-            <w:tcW w:w="3485" w:type="dxa"/>
+            <w:tcW w:w="3476" w:type="dxa"/>
             <w:tcBorders>
               <w:top w:val="single" w:sz="6" w:space="0" w:color="auto"/>
               <w:left w:val="single" w:sz="6" w:space="0" w:color="auto"/>
@@ -1990,6 +2907,172 @@
                 <w:rFonts w:ascii="Poppins" w:hAnsi="Poppins" w:cs="Poppins"/>
               </w:rPr>
               <w:t>Rédaction initiale du document </w:t>
+            </w:r>
+          </w:p>
+        </w:tc>
+      </w:tr>
+      <w:tr>
+        <w:trPr>
+          <w:trHeight w:val="300"/>
+        </w:trPr>
+        <w:tc>
+          <w:tcPr>
+            <w:tcW w:w="1048" w:type="dxa"/>
+            <w:tcBorders>
+              <w:top w:val="single" w:sz="6" w:space="0" w:color="auto"/>
+              <w:left w:val="single" w:sz="6" w:space="0" w:color="auto"/>
+              <w:bottom w:val="single" w:sz="6" w:space="0" w:color="auto"/>
+              <w:right w:val="single" w:sz="6" w:space="0" w:color="auto"/>
+            </w:tcBorders>
+          </w:tcPr>
+          <w:p>
+            <w:pPr>
+              <w:jc w:val="both"/>
+              <w:rPr>
+                <w:rFonts w:ascii="Poppins" w:hAnsi="Poppins" w:cs="Poppins"/>
+              </w:rPr>
+            </w:pPr>
+            <w:r>
+              <w:rPr>
+                <w:rFonts w:ascii="Poppins" w:hAnsi="Poppins" w:cs="Poppins"/>
+              </w:rPr>
+              <w:t>V</w:t>
+            </w:r>
+            <w:r>
+              <w:rPr>
+                <w:rFonts w:ascii="Poppins" w:hAnsi="Poppins" w:cs="Poppins"/>
+              </w:rPr>
+              <w:t>2</w:t>
+            </w:r>
+            <w:r>
+              <w:rPr>
+                <w:rFonts w:ascii="Poppins" w:hAnsi="Poppins" w:cs="Poppins"/>
+              </w:rPr>
+              <w:t> </w:t>
+            </w:r>
+          </w:p>
+        </w:tc>
+        <w:tc>
+          <w:tcPr>
+            <w:tcW w:w="1401" w:type="dxa"/>
+            <w:tcBorders>
+              <w:top w:val="single" w:sz="6" w:space="0" w:color="auto"/>
+              <w:left w:val="single" w:sz="6" w:space="0" w:color="auto"/>
+              <w:bottom w:val="single" w:sz="6" w:space="0" w:color="auto"/>
+              <w:right w:val="single" w:sz="6" w:space="0" w:color="auto"/>
+            </w:tcBorders>
+          </w:tcPr>
+          <w:p>
+            <w:pPr>
+              <w:jc w:val="both"/>
+              <w:rPr>
+                <w:rFonts w:ascii="Poppins" w:hAnsi="Poppins" w:cs="Poppins"/>
+              </w:rPr>
+            </w:pPr>
+            <w:r>
+              <w:rPr>
+                <w:rFonts w:ascii="Poppins" w:hAnsi="Poppins" w:cs="Poppins"/>
+              </w:rPr>
+              <w:t>3</w:t>
+            </w:r>
+            <w:r>
+              <w:rPr>
+                <w:rFonts w:ascii="Poppins" w:hAnsi="Poppins" w:cs="Poppins"/>
+              </w:rPr>
+              <w:t>/0</w:t>
+            </w:r>
+            <w:r>
+              <w:rPr>
+                <w:rFonts w:ascii="Poppins" w:hAnsi="Poppins" w:cs="Poppins"/>
+              </w:rPr>
+              <w:t>3</w:t>
+            </w:r>
+            <w:r>
+              <w:rPr>
+                <w:rFonts w:ascii="Poppins" w:hAnsi="Poppins" w:cs="Poppins"/>
+              </w:rPr>
+              <w:t>/2026</w:t>
+            </w:r>
+          </w:p>
+        </w:tc>
+        <w:tc>
+          <w:tcPr>
+            <w:tcW w:w="1567" w:type="dxa"/>
+            <w:tcBorders>
+              <w:top w:val="single" w:sz="6" w:space="0" w:color="auto"/>
+              <w:left w:val="single" w:sz="6" w:space="0" w:color="auto"/>
+              <w:bottom w:val="single" w:sz="6" w:space="0" w:color="auto"/>
+              <w:right w:val="single" w:sz="6" w:space="0" w:color="auto"/>
+            </w:tcBorders>
+          </w:tcPr>
+          <w:p>
+            <w:pPr>
+              <w:jc w:val="both"/>
+              <w:rPr>
+                <w:rFonts w:ascii="Poppins" w:hAnsi="Poppins" w:cs="Poppins"/>
+              </w:rPr>
+            </w:pPr>
+            <w:r>
+              <w:rPr>
+                <w:rFonts w:ascii="Poppins" w:hAnsi="Poppins" w:cs="Poppins"/>
+              </w:rPr>
+              <w:t>GARNIER J. </w:t>
+            </w:r>
+          </w:p>
+        </w:tc>
+        <w:tc>
+          <w:tcPr>
+            <w:tcW w:w="1564" w:type="dxa"/>
+            <w:tcBorders>
+              <w:top w:val="single" w:sz="6" w:space="0" w:color="auto"/>
+              <w:left w:val="single" w:sz="6" w:space="0" w:color="auto"/>
+              <w:bottom w:val="single" w:sz="6" w:space="0" w:color="auto"/>
+              <w:right w:val="single" w:sz="6" w:space="0" w:color="auto"/>
+            </w:tcBorders>
+          </w:tcPr>
+          <w:p>
+            <w:pPr>
+              <w:jc w:val="both"/>
+              <w:rPr>
+                <w:rFonts w:ascii="Poppins" w:hAnsi="Poppins" w:cs="Poppins"/>
+              </w:rPr>
+            </w:pPr>
+            <w:r>
+              <w:rPr>
+                <w:rFonts w:ascii="Poppins" w:hAnsi="Poppins" w:cs="Poppins"/>
+              </w:rPr>
+              <w:t> </w:t>
+            </w:r>
+          </w:p>
+        </w:tc>
+        <w:tc>
+          <w:tcPr>
+            <w:tcW w:w="3476" w:type="dxa"/>
+            <w:tcBorders>
+              <w:top w:val="single" w:sz="6" w:space="0" w:color="auto"/>
+              <w:left w:val="single" w:sz="6" w:space="0" w:color="auto"/>
+              <w:bottom w:val="single" w:sz="6" w:space="0" w:color="auto"/>
+              <w:right w:val="single" w:sz="6" w:space="0" w:color="auto"/>
+            </w:tcBorders>
+          </w:tcPr>
+          <w:p>
+            <w:pPr>
+              <w:jc w:val="both"/>
+              <w:rPr>
+                <w:rFonts w:ascii="Poppins" w:hAnsi="Poppins" w:cs="Poppins"/>
+              </w:rPr>
+            </w:pPr>
+            <w:r>
+              <w:rPr>
+                <w:rFonts w:ascii="Poppins" w:hAnsi="Poppins" w:cs="Poppins"/>
+              </w:rPr>
+              <w:t>Ajout de quelques détails</w:t>
+            </w:r>
+            <w:r>
+              <w:rPr>
+                <w:rFonts w:ascii="Poppins" w:hAnsi="Poppins" w:cs="Poppins"/>
+              </w:rPr>
+              <w:t> </w:t>
             </w:r>
           </w:p>
         </w:tc>
